--- a/T&C/1 Euro Auctions/Vers 2 - Multilanguage - Q4 2026/2_CPA_1EuroAuction_Versione_2_2026_DEF_ITA.docx
+++ b/T&C/1 Euro Auctions/Vers 2 - Multilanguage - Q4 2026/2_CPA_1EuroAuction_Versione_2_2026_DEF_ITA.docx
@@ -269,7 +269,7 @@
           <w:sz w:val="20"/>
           <w:szCs w:val="20"/>
         </w:rPr>
-        <w:t xml:space="preserve"> (si seguito anche</w:t>
+        <w:t xml:space="preserve"> (di seguito anche</w:t>
       </w:r>
       <w:r>
         <w:rPr>
@@ -1409,7 +1409,7 @@
           <w:sz w:val="20"/>
           <w:szCs w:val="20"/>
         </w:rPr>
-        <w:t>alcun Accordo Vincolante</w:t>
+        <w:t>alcun Accordo vincolante</w:t>
       </w:r>
       <w:r>
         <w:rPr>
@@ -1631,15 +1631,15 @@
           <w:sz w:val="20"/>
           <w:szCs w:val="20"/>
         </w:rPr>
-        <w:t xml:space="preserve">l’incasso netto di cui all’art. 3.1 </w:t>
-      </w:r>
-      <w:r>
-        <w:rPr>
-          <w:rFonts w:ascii="Verdana" w:hAnsi="Verdana"/>
-          <w:sz w:val="20"/>
-          <w:szCs w:val="20"/>
-        </w:rPr>
-        <w:t xml:space="preserve">risultante al termine della 1 Euro </w:t>
+        <w:t xml:space="preserve">Qualora l’incasso netto di cui all’art. 3.1 risultante</w:t>
+      </w:r>
+      <w:r>
+        <w:rPr>
+          <w:rFonts w:ascii="Verdana" w:hAnsi="Verdana"/>
+          <w:sz w:val="20"/>
+          <w:szCs w:val="20"/>
+        </w:rPr>
+        <w:t xml:space="preserve"> al termine della 1 Euro </w:t>
       </w:r>
       <w:proofErr w:type="spellStart"/>
       <w:r>

--- a/T&C/1 Euro Auctions/Vers 2 - Multilanguage - Q4 2026/2_CPA_1EuroAuction_Versione_2_2026_DEF_ITA.docx
+++ b/T&C/1 Euro Auctions/Vers 2 - Multilanguage - Q4 2026/2_CPA_1EuroAuction_Versione_2_2026_DEF_ITA.docx
@@ -1,6 +1,6 @@
 
 <file path=word/document.xml><?xml version="1.0" encoding="utf-8"?>
-<w:document xmlns:wpc="http://schemas.microsoft.com/office/word/2010/wordprocessingCanvas" xmlns:cx="http://schemas.microsoft.com/office/drawing/2014/chartex" xmlns:cx1="http://schemas.microsoft.com/office/drawing/2015/9/8/chartex" xmlns:cx2="http://schemas.microsoft.com/office/drawing/2015/10/21/chartex" xmlns:cx3="http://schemas.microsoft.com/office/drawing/2016/5/9/chartex" xmlns:cx4="http://schemas.microsoft.com/office/drawing/2016/5/10/chartex" xmlns:cx5="http://schemas.microsoft.com/office/drawing/2016/5/11/chartex" xmlns:cx6="http://schemas.microsoft.com/office/drawing/2016/5/12/chartex" xmlns:cx7="http://schemas.microsoft.com/office/drawing/2016/5/13/chartex" xmlns:cx8="http://schemas.microsoft.com/office/drawing/2016/5/14/chartex" xmlns:mc="http://schemas.openxmlformats.org/markup-compatibility/2006" xmlns:aink="http://schemas.microsoft.com/office/drawing/2016/ink" xmlns:am3d="http://schemas.microsoft.com/office/drawing/2017/model3d" xmlns:o="urn:schemas-microsoft-com:office:office" xmlns:r="http://schemas.openxmlformats.org/officeDocument/2006/relationships" xmlns:m="http://schemas.openxmlformats.org/officeDocument/2006/math" xmlns:v="urn:schemas-microsoft-com:vml" xmlns:wp14="http://schemas.microsoft.com/office/word/2010/wordprocessingDrawing" xmlns:wp="http://schemas.openxmlformats.org/drawingml/2006/wordprocessingDrawing" xmlns:w10="urn:schemas-microsoft-com:office:word" xmlns:w="http://schemas.openxmlformats.org/wordprocessingml/2006/main" xmlns:w14="http://schemas.microsoft.com/office/word/2010/wordml" xmlns:w15="http://schemas.microsoft.com/office/word/2012/wordml" xmlns:w16cex="http://schemas.microsoft.com/office/word/2018/wordml/cex" xmlns:w16cid="http://schemas.microsoft.com/office/word/2016/wordml/cid" xmlns:w16="http://schemas.microsoft.com/office/word/2018/wordml" xmlns:w16sdtdh="http://schemas.microsoft.com/office/word/2020/wordml/sdtdatahash" xmlns:w16se="http://schemas.microsoft.com/office/word/2015/wordml/symex" xmlns:wpg="http://schemas.microsoft.com/office/word/2010/wordprocessingGroup" xmlns:wpi="http://schemas.microsoft.com/office/word/2010/wordprocessingInk" xmlns:wne="http://schemas.microsoft.com/office/word/2006/wordml" xmlns:wps="http://schemas.microsoft.com/office/word/2010/wordprocessingShape" mc:Ignorable="w14 w15 w16se w16cid w16 w16cex w16sdtdh wp14">
+<w:document xmlns:wpc="http://schemas.microsoft.com/office/word/2010/wordprocessingCanvas" xmlns:cx="http://schemas.microsoft.com/office/drawing/2014/chartex" xmlns:cx1="http://schemas.microsoft.com/office/drawing/2015/9/8/chartex" xmlns:cx2="http://schemas.microsoft.com/office/drawing/2015/10/21/chartex" xmlns:cx3="http://schemas.microsoft.com/office/drawing/2016/5/9/chartex" xmlns:cx4="http://schemas.microsoft.com/office/drawing/2016/5/10/chartex" xmlns:cx5="http://schemas.microsoft.com/office/drawing/2016/5/11/chartex" xmlns:cx6="http://schemas.microsoft.com/office/drawing/2016/5/12/chartex" xmlns:cx7="http://schemas.microsoft.com/office/drawing/2016/5/13/chartex" xmlns:cx8="http://schemas.microsoft.com/office/drawing/2016/5/14/chartex" xmlns:mc="http://schemas.openxmlformats.org/markup-compatibility/2006" xmlns:aink="http://schemas.microsoft.com/office/drawing/2016/ink" xmlns:am3d="http://schemas.microsoft.com/office/drawing/2017/model3d" xmlns:o="urn:schemas-microsoft-com:office:office" xmlns:oel="http://schemas.microsoft.com/office/2019/extlst" xmlns:r="http://schemas.openxmlformats.org/officeDocument/2006/relationships" xmlns:m="http://schemas.openxmlformats.org/officeDocument/2006/math" xmlns:v="urn:schemas-microsoft-com:vml" xmlns:wp14="http://schemas.microsoft.com/office/word/2010/wordprocessingDrawing" xmlns:wp="http://schemas.openxmlformats.org/drawingml/2006/wordprocessingDrawing" xmlns:w10="urn:schemas-microsoft-com:office:word" xmlns:w="http://schemas.openxmlformats.org/wordprocessingml/2006/main" xmlns:w14="http://schemas.microsoft.com/office/word/2010/wordml" xmlns:w15="http://schemas.microsoft.com/office/word/2012/wordml" xmlns:w16cex="http://schemas.microsoft.com/office/word/2018/wordml/cex" xmlns:w16cid="http://schemas.microsoft.com/office/word/2016/wordml/cid" xmlns:w16="http://schemas.microsoft.com/office/word/2018/wordml" xmlns:w16du="http://schemas.microsoft.com/office/word/2023/wordml/word16du" xmlns:w16sdtdh="http://schemas.microsoft.com/office/word/2020/wordml/sdtdatahash" xmlns:w16sdtfl="http://schemas.microsoft.com/office/word/2024/wordml/sdtformatlock" xmlns:w16se="http://schemas.microsoft.com/office/word/2015/wordml/symex" xmlns:wpg="http://schemas.microsoft.com/office/word/2010/wordprocessingGroup" xmlns:wpi="http://schemas.microsoft.com/office/word/2010/wordprocessingInk" xmlns:wne="http://schemas.microsoft.com/office/word/2006/wordml" xmlns:wps="http://schemas.microsoft.com/office/word/2010/wordprocessingShape" mc:Ignorable="w14 w15 w16se w16cid w16 w16cex w16sdtdh w16sdtfl w16du wp14">
   <w:body>
     <w:p>
       <w:pPr>
@@ -27,7 +27,7 @@
           <w:szCs w:val="20"/>
           <w14:ligatures w14:val="standardContextual"/>
         </w:rPr>
-        <w:t xml:space="preserve">Condizioni Particolari </w:t>
+        <w:t xml:space="preserve">Condizioni </w:t>
       </w:r>
       <w:r>
         <w:rPr>
@@ -40,12 +40,9 @@
           <w:szCs w:val="20"/>
           <w14:ligatures w14:val="standardContextual"/>
         </w:rPr>
-        <w:t>di vendita</w:t>
-      </w:r>
-    </w:p>
-    <w:p>
-      <w:pPr>
-        <w:jc w:val="center"/>
+        <w:t>p</w:t>
+      </w:r>
+      <w:r>
         <w:rPr>
           <w:rFonts w:ascii="Verdana" w:hAnsi="Verdana"/>
           <w:b/>
@@ -56,7 +53,8 @@
           <w:szCs w:val="20"/>
           <w14:ligatures w14:val="standardContextual"/>
         </w:rPr>
-      </w:pPr>
+        <w:t xml:space="preserve">articolari </w:t>
+      </w:r>
       <w:r>
         <w:rPr>
           <w:rFonts w:ascii="Verdana" w:hAnsi="Verdana"/>
@@ -68,9 +66,12 @@
           <w:szCs w:val="20"/>
           <w14:ligatures w14:val="standardContextual"/>
         </w:rPr>
-        <w:t>“</w:t>
-      </w:r>
-      <w:r>
+        <w:t>di vendita</w:t>
+      </w:r>
+    </w:p>
+    <w:p>
+      <w:pPr>
+        <w:jc w:val="center"/>
         <w:rPr>
           <w:rFonts w:ascii="Verdana" w:hAnsi="Verdana"/>
           <w:b/>
@@ -81,9 +82,7 @@
           <w:szCs w:val="20"/>
           <w14:ligatures w14:val="standardContextual"/>
         </w:rPr>
-        <w:t xml:space="preserve">1 Euro </w:t>
-      </w:r>
-      <w:proofErr w:type="spellStart"/>
+      </w:pPr>
       <w:r>
         <w:rPr>
           <w:rFonts w:ascii="Verdana" w:hAnsi="Verdana"/>
@@ -95,9 +94,21 @@
           <w:szCs w:val="20"/>
           <w14:ligatures w14:val="standardContextual"/>
         </w:rPr>
-        <w:t>Auctions</w:t>
-      </w:r>
-      <w:proofErr w:type="spellEnd"/>
+        <w:t>“</w:t>
+      </w:r>
+      <w:r>
+        <w:rPr>
+          <w:rFonts w:ascii="Verdana" w:hAnsi="Verdana"/>
+          <w:b/>
+          <w:bCs/>
+          <w:smallCaps/>
+          <w:kern w:val="2"/>
+          <w:sz w:val="20"/>
+          <w:szCs w:val="20"/>
+          <w14:ligatures w14:val="standardContextual"/>
+        </w:rPr>
+        <w:t>1 Euro Auctions</w:t>
+      </w:r>
       <w:r>
         <w:rPr>
           <w:rFonts w:ascii="Verdana" w:hAnsi="Verdana"/>
@@ -156,25 +167,47 @@
           <w:sz w:val="20"/>
           <w:szCs w:val="20"/>
         </w:rPr>
-        <w:t xml:space="preserve">Le presenti Condizioni Particolari d’Asta disciplinano la categoria di Aste denominata “1 Euro </w:t>
-      </w:r>
-      <w:proofErr w:type="spellStart"/>
-      <w:r>
-        <w:rPr>
-          <w:rFonts w:ascii="Verdana" w:hAnsi="Verdana"/>
-          <w:sz w:val="20"/>
-          <w:szCs w:val="20"/>
-        </w:rPr>
-        <w:t>Auctions</w:t>
-      </w:r>
-      <w:proofErr w:type="spellEnd"/>
-      <w:r>
-        <w:rPr>
-          <w:rFonts w:ascii="Verdana" w:hAnsi="Verdana"/>
-          <w:sz w:val="20"/>
-          <w:szCs w:val="20"/>
-        </w:rPr>
-        <w:t>”, organizzate da Fleequid nell’ambito del Marketplace quale particolare modalità</w:t>
+        <w:t xml:space="preserve">Le presenti Condizioni </w:t>
+      </w:r>
+      <w:r>
+        <w:rPr>
+          <w:rFonts w:ascii="Verdana" w:hAnsi="Verdana"/>
+          <w:sz w:val="20"/>
+          <w:szCs w:val="20"/>
+        </w:rPr>
+        <w:t>p</w:t>
+      </w:r>
+      <w:r>
+        <w:rPr>
+          <w:rFonts w:ascii="Verdana" w:hAnsi="Verdana"/>
+          <w:sz w:val="20"/>
+          <w:szCs w:val="20"/>
+        </w:rPr>
+        <w:t xml:space="preserve">articolari </w:t>
+      </w:r>
+      <w:r>
+        <w:rPr>
+          <w:rFonts w:ascii="Verdana" w:hAnsi="Verdana"/>
+          <w:sz w:val="20"/>
+          <w:szCs w:val="20"/>
+        </w:rPr>
+        <w:t>di vendita</w:t>
+      </w:r>
+      <w:r>
+        <w:rPr>
+          <w:rFonts w:ascii="Verdana" w:hAnsi="Verdana"/>
+          <w:sz w:val="20"/>
+          <w:szCs w:val="20"/>
+        </w:rPr>
+        <w:t xml:space="preserve"> </w:t>
+      </w:r>
+      <w:r>
+        <w:rPr>
+          <w:rFonts w:ascii="Verdana" w:hAnsi="Verdana"/>
+          <w:sz w:val="20"/>
+          <w:szCs w:val="20"/>
+        </w:rPr>
+        <w:t>disciplinano la categoria di Aste denominata “1 Euro Auctions”, organizzate da Fleequid nell’ambito del Marketplace quale particolare modalità</w:t>
       </w:r>
       <w:r>
         <w:rPr>
@@ -219,7 +252,23 @@
           <w:sz w:val="20"/>
           <w:szCs w:val="20"/>
         </w:rPr>
-        <w:t>degli artt. 4.3, 4.4 e 9.4, lett. d)</w:t>
+        <w:t>degli artt. 4.3, 4.4</w:t>
+      </w:r>
+      <w:r>
+        <w:rPr>
+          <w:rFonts w:ascii="Verdana" w:hAnsi="Verdana"/>
+          <w:sz w:val="20"/>
+          <w:szCs w:val="20"/>
+        </w:rPr>
+        <w:t>, 4.5</w:t>
+      </w:r>
+      <w:r>
+        <w:rPr>
+          <w:rFonts w:ascii="Verdana" w:hAnsi="Verdana"/>
+          <w:sz w:val="20"/>
+          <w:szCs w:val="20"/>
+        </w:rPr>
+        <w:t xml:space="preserve"> e 9.4, lett. d)</w:t>
       </w:r>
       <w:r>
         <w:rPr>
@@ -269,7 +318,23 @@
           <w:sz w:val="20"/>
           <w:szCs w:val="20"/>
         </w:rPr>
-        <w:t xml:space="preserve"> (di seguito anche</w:t>
+        <w:t xml:space="preserve"> (</w:t>
+      </w:r>
+      <w:r>
+        <w:rPr>
+          <w:rFonts w:ascii="Verdana" w:hAnsi="Verdana"/>
+          <w:sz w:val="20"/>
+          <w:szCs w:val="20"/>
+        </w:rPr>
+        <w:t xml:space="preserve">di </w:t>
+      </w:r>
+      <w:r>
+        <w:rPr>
+          <w:rFonts w:ascii="Verdana" w:hAnsi="Verdana"/>
+          <w:sz w:val="20"/>
+          <w:szCs w:val="20"/>
+        </w:rPr>
+        <w:t>seguito anche</w:t>
       </w:r>
       <w:r>
         <w:rPr>
@@ -293,7 +358,7 @@
           <w:sz w:val="20"/>
           <w:szCs w:val="20"/>
         </w:rPr>
-        <w:t>Condizioni Particolari d’Asta</w:t>
+        <w:t>Condizioni Particolari</w:t>
       </w:r>
       <w:r>
         <w:rPr>
@@ -362,25 +427,7 @@
           <w:sz w:val="20"/>
           <w:szCs w:val="20"/>
         </w:rPr>
-        <w:t xml:space="preserve">Le presenti Condizioni Particolari trovano applicazione esclusivamente quando un’Asta sia espressamente qualificata come “1 Euro </w:t>
-      </w:r>
-      <w:proofErr w:type="spellStart"/>
-      <w:r>
-        <w:rPr>
-          <w:rFonts w:ascii="Verdana" w:hAnsi="Verdana"/>
-          <w:sz w:val="20"/>
-          <w:szCs w:val="20"/>
-        </w:rPr>
-        <w:t>Auction</w:t>
-      </w:r>
-      <w:proofErr w:type="spellEnd"/>
-      <w:r>
-        <w:rPr>
-          <w:rFonts w:ascii="Verdana" w:hAnsi="Verdana"/>
-          <w:sz w:val="20"/>
-          <w:szCs w:val="20"/>
-        </w:rPr>
-        <w:t>”</w:t>
+        <w:t>Le presenti Condizioni Particolari trovano applicazione esclusivamente quando un’Asta sia espressamente qualificata come “1 Euro Auction”</w:t>
       </w:r>
       <w:r>
         <w:rPr>
@@ -404,39 +451,23 @@
           <w:sz w:val="20"/>
           <w:szCs w:val="20"/>
         </w:rPr>
-        <w:t>e, anche mediante semplice indicazione o etichettatura della stessa, indipendentemente dalla presenza di un richiamo testuale integrale o di un contenuto descrittivo specifico</w:t>
-      </w:r>
-      <w:r>
-        <w:rPr>
-          <w:rFonts w:ascii="Verdana" w:hAnsi="Verdana"/>
-          <w:sz w:val="20"/>
-          <w:szCs w:val="20"/>
-        </w:rPr>
-        <w:t>. Tale qualificazione comporta l’automatica applicazione delle presenti condizioni al relativo rapporto contrattuale,</w:t>
-      </w:r>
-      <w:r>
-        <w:rPr>
-          <w:rFonts w:ascii="Verdana" w:hAnsi="Verdana"/>
-          <w:sz w:val="20"/>
-          <w:szCs w:val="20"/>
-        </w:rPr>
-        <w:t xml:space="preserve"> in forza della registrazione e dell’utilizzo del Marketplace da parte degli Utenti</w:t>
-      </w:r>
-      <w:r>
-        <w:rPr>
-          <w:rFonts w:ascii="Verdana" w:hAnsi="Verdana"/>
-          <w:sz w:val="20"/>
-          <w:szCs w:val="20"/>
-        </w:rPr>
-        <w:t>,</w:t>
-      </w:r>
-      <w:r>
-        <w:rPr>
-          <w:rFonts w:ascii="Verdana" w:hAnsi="Verdana"/>
-          <w:sz w:val="20"/>
-          <w:szCs w:val="20"/>
-        </w:rPr>
-        <w:t xml:space="preserve"> senza necessità di ulteriore accettazione, restando ferme le CG già approvate dagli Utenti.</w:t>
+        <w:t>e, anche mediante semplice indicazione o etichettatura</w:t>
+      </w:r>
+      <w:r>
+        <w:rPr>
+          <w:rFonts w:ascii="Verdana" w:hAnsi="Verdana"/>
+          <w:sz w:val="20"/>
+          <w:szCs w:val="20"/>
+        </w:rPr>
+        <w:t>, purché il relativo testo sia reso accessibile e consultabile prima della formulazione dell’Offerta ai sensi dell’art. 4.5 delle CG</w:t>
+      </w:r>
+      <w:r>
+        <w:rPr>
+          <w:rFonts w:ascii="Verdana" w:hAnsi="Verdana"/>
+          <w:sz w:val="20"/>
+          <w:szCs w:val="20"/>
+        </w:rPr>
+        <w:t>.</w:t>
       </w:r>
     </w:p>
     <w:p>
@@ -457,73 +488,7 @@
           <w:sz w:val="20"/>
           <w:szCs w:val="20"/>
         </w:rPr>
-        <w:t xml:space="preserve">La pubblicazione di una Proposta di </w:t>
-      </w:r>
-      <w:r>
-        <w:rPr>
-          <w:rFonts w:ascii="Verdana" w:hAnsi="Verdana"/>
-          <w:sz w:val="20"/>
-          <w:szCs w:val="20"/>
-        </w:rPr>
-        <w:t>vendita</w:t>
-      </w:r>
-      <w:r>
-        <w:rPr>
-          <w:rFonts w:ascii="Verdana" w:hAnsi="Verdana"/>
-          <w:sz w:val="20"/>
-          <w:szCs w:val="20"/>
-        </w:rPr>
-        <w:t xml:space="preserve"> </w:t>
-      </w:r>
-      <w:r>
-        <w:rPr>
-          <w:rFonts w:ascii="Verdana" w:hAnsi="Verdana"/>
-          <w:sz w:val="20"/>
-          <w:szCs w:val="20"/>
-        </w:rPr>
-        <w:t xml:space="preserve">nell’ambito di un’Asta qualificata come “1 Euro </w:t>
-      </w:r>
-      <w:proofErr w:type="spellStart"/>
-      <w:r>
-        <w:rPr>
-          <w:rFonts w:ascii="Verdana" w:hAnsi="Verdana"/>
-          <w:sz w:val="20"/>
-          <w:szCs w:val="20"/>
-        </w:rPr>
-        <w:t>Auction</w:t>
-      </w:r>
-      <w:proofErr w:type="spellEnd"/>
-      <w:r>
-        <w:rPr>
-          <w:rFonts w:ascii="Verdana" w:hAnsi="Verdana"/>
-          <w:sz w:val="20"/>
-          <w:szCs w:val="20"/>
-        </w:rPr>
-        <w:t xml:space="preserve">”, nonché la partecipazione alla medesima da parte degli Offerenti, </w:t>
-      </w:r>
-      <w:r>
-        <w:rPr>
-          <w:rFonts w:ascii="Verdana" w:hAnsi="Verdana"/>
-          <w:sz w:val="20"/>
-          <w:szCs w:val="20"/>
-        </w:rPr>
-        <w:t>costituisce accettazione espressa, piena e vincolante</w:t>
-      </w:r>
-      <w:r>
-        <w:rPr>
-          <w:rFonts w:ascii="Verdana" w:hAnsi="Verdana"/>
-          <w:sz w:val="20"/>
-          <w:szCs w:val="20"/>
-        </w:rPr>
-        <w:t xml:space="preserve"> delle presenti Condizioni Particolari.</w:t>
-      </w:r>
-      <w:r>
-        <w:rPr>
-          <w:rFonts w:ascii="Verdana" w:hAnsi="Verdana"/>
-          <w:sz w:val="20"/>
-          <w:szCs w:val="20"/>
-        </w:rPr>
-        <w:t xml:space="preserve"> Resta ferma la specifica approvazione per iscritto, ai sensi degli artt. 1341 e 1342 c.c., delle clausole indicate nella sezione finale del presente documento.</w:t>
+        <w:t>Resta ferma la specifica approvazione per iscritto, ai sensi degli artt. 1341 e 1342 c.c., delle clausole indicate nella sezione finale del presente documento.</w:t>
       </w:r>
     </w:p>
     <w:p>
@@ -544,7 +509,23 @@
           <w:sz w:val="20"/>
           <w:szCs w:val="20"/>
         </w:rPr>
-        <w:t>Per quanto non espressamente previsto nel presente documento, restano integralmente applicabili le CG, le eventuali Condizioni specifiche e il Tariffario Fleequid,</w:t>
+        <w:t xml:space="preserve">Per quanto non espressamente previsto nel presente documento, restano integralmente applicabili le CG, le eventuali Condizioni </w:t>
+      </w:r>
+      <w:r>
+        <w:rPr>
+          <w:rFonts w:ascii="Verdana" w:hAnsi="Verdana"/>
+          <w:sz w:val="20"/>
+          <w:szCs w:val="20"/>
+        </w:rPr>
+        <w:t>S</w:t>
+      </w:r>
+      <w:r>
+        <w:rPr>
+          <w:rFonts w:ascii="Verdana" w:hAnsi="Verdana"/>
+          <w:sz w:val="20"/>
+          <w:szCs w:val="20"/>
+        </w:rPr>
+        <w:t>pecifiche e il Tariffario Fleequid,</w:t>
       </w:r>
       <w:r>
         <w:rPr>
@@ -559,41 +540,23 @@
           <w:sz w:val="20"/>
           <w:szCs w:val="20"/>
         </w:rPr>
-        <w:t xml:space="preserve">in quanto compatibili con la natura delle “1 Euro </w:t>
-      </w:r>
-      <w:proofErr w:type="spellStart"/>
-      <w:r>
-        <w:rPr>
-          <w:rFonts w:ascii="Verdana" w:hAnsi="Verdana"/>
-          <w:sz w:val="20"/>
-          <w:szCs w:val="20"/>
-        </w:rPr>
-        <w:t>Auctions</w:t>
-      </w:r>
-      <w:proofErr w:type="spellEnd"/>
-      <w:r>
-        <w:rPr>
-          <w:rFonts w:ascii="Verdana" w:hAnsi="Verdana"/>
-          <w:sz w:val="20"/>
-          <w:szCs w:val="20"/>
-        </w:rPr>
-        <w:t>”</w:t>
-      </w:r>
-      <w:r>
-        <w:rPr>
-          <w:rFonts w:ascii="Verdana" w:hAnsi="Verdana"/>
-          <w:sz w:val="20"/>
-          <w:szCs w:val="20"/>
-        </w:rPr>
-        <w:t>,</w:t>
-      </w:r>
-      <w:r>
-        <w:rPr>
-          <w:rFonts w:ascii="Verdana" w:hAnsi="Verdana"/>
-          <w:sz w:val="20"/>
-          <w:szCs w:val="20"/>
-        </w:rPr>
-        <w:t xml:space="preserve"> secondo la gerarchia stabilita dall’art. 3.3 delle CG.</w:t>
+        <w:t xml:space="preserve">secondo la gerarchia stabilita dall’art. </w:t>
+      </w:r>
+      <w:r>
+        <w:rPr>
+          <w:rFonts w:ascii="Verdana" w:hAnsi="Verdana"/>
+          <w:sz w:val="20"/>
+          <w:szCs w:val="20"/>
+        </w:rPr>
+        <w:t>4</w:t>
+      </w:r>
+      <w:r>
+        <w:rPr>
+          <w:rFonts w:ascii="Verdana" w:hAnsi="Verdana"/>
+          <w:sz w:val="20"/>
+          <w:szCs w:val="20"/>
+        </w:rPr>
+        <w:t>.3 delle CG.</w:t>
       </w:r>
     </w:p>
     <w:p>
@@ -705,31 +668,7 @@
           <w:sz w:val="20"/>
           <w:szCs w:val="20"/>
         </w:rPr>
-        <w:t xml:space="preserve">1 Euro </w:t>
-      </w:r>
-      <w:proofErr w:type="spellStart"/>
-      <w:r>
-        <w:rPr>
-          <w:rFonts w:ascii="Verdana" w:hAnsi="Verdana"/>
-          <w:b/>
-          <w:bCs/>
-          <w:smallCaps/>
-          <w:sz w:val="20"/>
-          <w:szCs w:val="20"/>
-        </w:rPr>
-        <w:t>Auctions</w:t>
-      </w:r>
-      <w:proofErr w:type="spellEnd"/>
-      <w:r>
-        <w:rPr>
-          <w:rFonts w:ascii="Verdana" w:hAnsi="Verdana"/>
-          <w:b/>
-          <w:bCs/>
-          <w:smallCaps/>
-          <w:sz w:val="20"/>
-          <w:szCs w:val="20"/>
-        </w:rPr>
-        <w:t>”</w:t>
+        <w:t>1 Euro Auctions”</w:t>
       </w:r>
       <w:r>
         <w:rPr>
@@ -765,33 +704,31 @@
           <w:sz w:val="20"/>
           <w:szCs w:val="20"/>
         </w:rPr>
-        <w:t xml:space="preserve">Le “1 Euro </w:t>
-      </w:r>
-      <w:proofErr w:type="spellStart"/>
-      <w:r>
-        <w:rPr>
-          <w:rFonts w:ascii="Verdana" w:hAnsi="Verdana"/>
-          <w:sz w:val="20"/>
-          <w:szCs w:val="20"/>
-        </w:rPr>
-        <w:t>Auctions</w:t>
-      </w:r>
-      <w:proofErr w:type="spellEnd"/>
-      <w:r>
-        <w:rPr>
-          <w:rFonts w:ascii="Verdana" w:hAnsi="Verdana"/>
-          <w:sz w:val="20"/>
-          <w:szCs w:val="20"/>
-        </w:rPr>
-        <w:t xml:space="preserve">” costituiscono una particolare categoria di Asta organizzata da Fleequid nell’ambito del Marketplace, caratterizzata da specifiche modalità di determinazione del prezzo e da </w:t>
-      </w:r>
-      <w:r>
-        <w:rPr>
-          <w:rFonts w:ascii="Verdana" w:hAnsi="Verdana"/>
-          <w:sz w:val="20"/>
-          <w:szCs w:val="20"/>
-        </w:rPr>
-        <w:t>specifiche condizioni economiche</w:t>
+        <w:t xml:space="preserve">Le “1 Euro Auctions” costituiscono una particolare categoria di Asta organizzata da Fleequid nell’ambito del Marketplace, caratterizzata da specifiche modalità di determinazione del prezzo e da </w:t>
+      </w:r>
+      <w:r>
+        <w:rPr>
+          <w:rFonts w:ascii="Verdana" w:hAnsi="Verdana"/>
+          <w:sz w:val="20"/>
+          <w:szCs w:val="20"/>
+        </w:rPr>
+        <w:t>condizioni economiche</w:t>
+      </w:r>
+      <w:r>
+        <w:rPr>
+          <w:rFonts w:ascii="Verdana" w:hAnsi="Verdana"/>
+          <w:sz w:val="20"/>
+          <w:szCs w:val="20"/>
+        </w:rPr>
+        <w:t xml:space="preserve"> specifiche</w:t>
+      </w:r>
+      <w:r>
+        <w:rPr>
+          <w:rFonts w:ascii="Verdana" w:hAnsi="Verdana"/>
+          <w:sz w:val="20"/>
+          <w:szCs w:val="20"/>
+        </w:rPr>
+        <w:t>, distinte</w:t>
       </w:r>
       <w:r>
         <w:rPr>
@@ -807,7 +744,31 @@
           <w:sz w:val="20"/>
           <w:szCs w:val="20"/>
         </w:rPr>
-        <w:t>rispetto alle Aste ordinarie disciplinate dalle Condizioni Generali (“CG”).</w:t>
+        <w:t xml:space="preserve">rispetto </w:t>
+      </w:r>
+      <w:r>
+        <w:rPr>
+          <w:rFonts w:ascii="Verdana" w:hAnsi="Verdana"/>
+          <w:sz w:val="20"/>
+          <w:szCs w:val="20"/>
+        </w:rPr>
+        <w:t>a quelle delle</w:t>
+      </w:r>
+      <w:r>
+        <w:rPr>
+          <w:rFonts w:ascii="Verdana" w:hAnsi="Verdana"/>
+          <w:sz w:val="20"/>
+          <w:szCs w:val="20"/>
+        </w:rPr>
+        <w:t xml:space="preserve"> </w:t>
+      </w:r>
+      <w:r>
+        <w:rPr>
+          <w:rFonts w:ascii="Verdana" w:hAnsi="Verdana"/>
+          <w:sz w:val="20"/>
+          <w:szCs w:val="20"/>
+        </w:rPr>
+        <w:t>Aste ordinarie disciplinate dalle Condizioni Generali (“CG”).</w:t>
       </w:r>
     </w:p>
     <w:p>
@@ -832,25 +793,7 @@
           <w:sz w:val="20"/>
           <w:szCs w:val="20"/>
         </w:rPr>
-        <w:t xml:space="preserve">Le 1 Euro </w:t>
-      </w:r>
-      <w:proofErr w:type="spellStart"/>
-      <w:r>
-        <w:rPr>
-          <w:rFonts w:ascii="Verdana" w:hAnsi="Verdana"/>
-          <w:sz w:val="20"/>
-          <w:szCs w:val="20"/>
-        </w:rPr>
-        <w:t>Auctions</w:t>
-      </w:r>
-      <w:proofErr w:type="spellEnd"/>
-      <w:r>
-        <w:rPr>
-          <w:rFonts w:ascii="Verdana" w:hAnsi="Verdana"/>
-          <w:sz w:val="20"/>
-          <w:szCs w:val="20"/>
-        </w:rPr>
-        <w:t xml:space="preserve"> sono contraddistinte da un prezzo iniziale di partenza pari a Euro 1 (€1) e non prevedono l’applicazione di un Prezzo di riserva ai sensi delle CG.</w:t>
+        <w:t>Le 1 Euro Auctions sono contraddistinte da un prezzo iniziale di partenza pari a Euro 1 (€1) e non prevedono l’applicazione di un Prezzo di riserva ai sensi delle CG.</w:t>
       </w:r>
     </w:p>
     <w:p>
@@ -875,52 +818,7 @@
           <w:sz w:val="20"/>
           <w:szCs w:val="20"/>
         </w:rPr>
-        <w:t xml:space="preserve">Nelle 1 Euro </w:t>
-      </w:r>
-      <w:proofErr w:type="spellStart"/>
-      <w:r>
-        <w:rPr>
-          <w:rFonts w:ascii="Verdana" w:hAnsi="Verdana"/>
-          <w:sz w:val="20"/>
-          <w:szCs w:val="20"/>
-        </w:rPr>
-        <w:t>Auctions</w:t>
-      </w:r>
-      <w:proofErr w:type="spellEnd"/>
-      <w:r>
-        <w:rPr>
-          <w:rFonts w:ascii="Verdana" w:hAnsi="Verdana"/>
-          <w:sz w:val="20"/>
-          <w:szCs w:val="20"/>
-        </w:rPr>
-        <w:t xml:space="preserve"> non trova applicazione il meccanismo ordinario di determinazione del Prezzo di riserva (PR) fondato sul Prezzo minimo di impegno alla vendita (PMIV). Il PMIV </w:t>
-      </w:r>
-      <w:r>
-        <w:rPr>
-          <w:rFonts w:ascii="Verdana" w:hAnsi="Verdana"/>
-          <w:sz w:val="20"/>
-          <w:szCs w:val="20"/>
-        </w:rPr>
-        <w:lastRenderedPageBreak/>
-        <w:t xml:space="preserve">continua tuttavia a costituire il valore economico minimo di riferimento del Venditore ai sensi delle Condizioni Generali, ma non è utilizzato ai fini della determinazione di un Prezzo di riserva nell’ambito delle 1 Euro </w:t>
-      </w:r>
-      <w:proofErr w:type="spellStart"/>
-      <w:r>
-        <w:rPr>
-          <w:rFonts w:ascii="Verdana" w:hAnsi="Verdana"/>
-          <w:sz w:val="20"/>
-          <w:szCs w:val="20"/>
-        </w:rPr>
-        <w:t>Auctions</w:t>
-      </w:r>
-      <w:proofErr w:type="spellEnd"/>
-      <w:r>
-        <w:rPr>
-          <w:rFonts w:ascii="Verdana" w:hAnsi="Verdana"/>
-          <w:sz w:val="20"/>
-          <w:szCs w:val="20"/>
-        </w:rPr>
-        <w:t>, restando la tutela economica del Venditore disciplinata</w:t>
+        <w:t>Nelle 1 Euro Auctions non trova applicazione il meccanismo ordinario di determinazione del Prezzo di riserva (PR) fondato sul Prezzo minimo di impegno alla vendita (PMIV). Il PMIV continua tuttavia a costituire il valore economico minimo di riferimento del Venditore ai sensi delle Condizioni Generali, ma non è utilizzato ai fini della determinazione di un Prezzo di riserva nell’ambito delle 1 Euro Auctions, restando la tutela economica del Venditore disciplinata</w:t>
       </w:r>
       <w:r>
         <w:rPr>
@@ -961,25 +859,8 @@
           <w:sz w:val="20"/>
           <w:szCs w:val="20"/>
         </w:rPr>
-        <w:t xml:space="preserve">Le presenti Condizioni Particolari trovano applicazione esclusivamente quando l’Asta sia espressamente qualificata come “1 Euro </w:t>
-      </w:r>
-      <w:proofErr w:type="spellStart"/>
-      <w:r>
-        <w:rPr>
-          <w:rFonts w:ascii="Verdana" w:hAnsi="Verdana"/>
-          <w:sz w:val="20"/>
-          <w:szCs w:val="20"/>
-        </w:rPr>
-        <w:t>Auction</w:t>
-      </w:r>
-      <w:proofErr w:type="spellEnd"/>
-      <w:r>
-        <w:rPr>
-          <w:rFonts w:ascii="Verdana" w:hAnsi="Verdana"/>
-          <w:sz w:val="20"/>
-          <w:szCs w:val="20"/>
-        </w:rPr>
-        <w:t>”</w:t>
+        <w:lastRenderedPageBreak/>
+        <w:t>Le presenti Condizioni Particolari trovano applicazione esclusivamente quando l’Asta sia espressamente qualificata come “1 Euro Auction”</w:t>
       </w:r>
       <w:r>
         <w:rPr>
@@ -1020,25 +901,7 @@
           <w:sz w:val="20"/>
           <w:szCs w:val="20"/>
         </w:rPr>
-        <w:t xml:space="preserve">In assenza di espressa qualificazione dell’Asta come “1 Euro </w:t>
-      </w:r>
-      <w:proofErr w:type="spellStart"/>
-      <w:r>
-        <w:rPr>
-          <w:rFonts w:ascii="Verdana" w:hAnsi="Verdana"/>
-          <w:sz w:val="20"/>
-          <w:szCs w:val="20"/>
-        </w:rPr>
-        <w:t>Auction</w:t>
-      </w:r>
-      <w:proofErr w:type="spellEnd"/>
-      <w:r>
-        <w:rPr>
-          <w:rFonts w:ascii="Verdana" w:hAnsi="Verdana"/>
-          <w:sz w:val="20"/>
-          <w:szCs w:val="20"/>
-        </w:rPr>
-        <w:t>” nel Marketplace, continuano ad applicarsi integralmente le regole ordinarie delle CG relative alle Aste.</w:t>
+        <w:t>In assenza di espressa qualificazione dell’Asta come “1 Euro Auction” nel Marketplace, continuano ad applicarsi integralmente le regole ordinarie delle CG relative alle Aste.</w:t>
       </w:r>
     </w:p>
     <w:p>
@@ -1130,25 +993,7 @@
           <w:sz w:val="20"/>
           <w:szCs w:val="20"/>
         </w:rPr>
-        <w:t xml:space="preserve">Nelle 1 Euro </w:t>
-      </w:r>
-      <w:proofErr w:type="spellStart"/>
-      <w:r>
-        <w:rPr>
-          <w:rFonts w:ascii="Verdana" w:hAnsi="Verdana"/>
-          <w:sz w:val="20"/>
-          <w:szCs w:val="20"/>
-        </w:rPr>
-        <w:t>Auctions</w:t>
-      </w:r>
-      <w:proofErr w:type="spellEnd"/>
-      <w:r>
-        <w:rPr>
-          <w:rFonts w:ascii="Verdana" w:hAnsi="Verdana"/>
-          <w:sz w:val="20"/>
-          <w:szCs w:val="20"/>
-        </w:rPr>
-        <w:t>, l’</w:t>
+        <w:t>Nelle 1 Euro Auctions, l’</w:t>
       </w:r>
       <w:r>
         <w:rPr>
@@ -1179,25 +1024,7 @@
           <w:sz w:val="20"/>
           <w:szCs w:val="20"/>
         </w:rPr>
-        <w:t xml:space="preserve">Resta espressamente inteso che, nelle 1 Euro </w:t>
-      </w:r>
-      <w:proofErr w:type="spellStart"/>
-      <w:r>
-        <w:rPr>
-          <w:rFonts w:ascii="Verdana" w:hAnsi="Verdana"/>
-          <w:sz w:val="20"/>
-          <w:szCs w:val="20"/>
-        </w:rPr>
-        <w:t>Auctions</w:t>
-      </w:r>
-      <w:proofErr w:type="spellEnd"/>
-      <w:r>
-        <w:rPr>
-          <w:rFonts w:ascii="Verdana" w:hAnsi="Verdana"/>
-          <w:sz w:val="20"/>
-          <w:szCs w:val="20"/>
-        </w:rPr>
-        <w:t xml:space="preserve">, </w:t>
+        <w:t xml:space="preserve">Resta espressamente inteso che, nelle 1 Euro Auctions, </w:t>
       </w:r>
       <w:r>
         <w:rPr>
@@ -1383,41 +1210,39 @@
           <w:sz w:val="20"/>
           <w:szCs w:val="20"/>
         </w:rPr>
-        <w:t xml:space="preserve">Qualora, al termine della 1 Euro </w:t>
-      </w:r>
-      <w:proofErr w:type="spellStart"/>
-      <w:r>
-        <w:rPr>
-          <w:rFonts w:ascii="Verdana" w:hAnsi="Verdana"/>
-          <w:sz w:val="20"/>
-          <w:szCs w:val="20"/>
-        </w:rPr>
-        <w:t>Auction</w:t>
-      </w:r>
-      <w:proofErr w:type="spellEnd"/>
-      <w:r>
-        <w:rPr>
-          <w:rFonts w:ascii="Verdana" w:hAnsi="Verdana"/>
-          <w:sz w:val="20"/>
-          <w:szCs w:val="20"/>
-        </w:rPr>
-        <w:t xml:space="preserve">, non sia pervenuta alcuna Offerta valida, l’Asta si intenderà deserta e non si perfezionerà </w:t>
-      </w:r>
-      <w:r>
-        <w:rPr>
-          <w:rFonts w:ascii="Verdana" w:hAnsi="Verdana"/>
-          <w:sz w:val="20"/>
-          <w:szCs w:val="20"/>
-        </w:rPr>
-        <w:t>alcun Accordo vincolante</w:t>
-      </w:r>
-      <w:r>
-        <w:rPr>
-          <w:rFonts w:ascii="Verdana" w:hAnsi="Verdana"/>
-          <w:sz w:val="20"/>
-          <w:szCs w:val="20"/>
-        </w:rPr>
-        <w:t xml:space="preserve"> ai sensi delle CG; conseguentemente, non sorgerà in capo a Fleequid, al Venditore o a terzi alcun obbligo di acquisto del Veicolo.</w:t>
+        <w:t xml:space="preserve">Qualora, al termine della 1 Euro Auction, non sia pervenuta alcuna Offerta valida, l’Asta si intenderà deserta e non si perfezionerà </w:t>
+      </w:r>
+      <w:r>
+        <w:rPr>
+          <w:rFonts w:ascii="Verdana" w:hAnsi="Verdana"/>
+          <w:sz w:val="20"/>
+          <w:szCs w:val="20"/>
+        </w:rPr>
+        <w:t xml:space="preserve">alcun Accordo </w:t>
+      </w:r>
+      <w:r>
+        <w:rPr>
+          <w:rFonts w:ascii="Verdana" w:hAnsi="Verdana"/>
+          <w:sz w:val="20"/>
+          <w:szCs w:val="20"/>
+        </w:rPr>
+        <w:t>vincolante</w:t>
+      </w:r>
+      <w:r>
+        <w:rPr>
+          <w:rFonts w:ascii="Verdana" w:hAnsi="Verdana"/>
+          <w:sz w:val="20"/>
+          <w:szCs w:val="20"/>
+        </w:rPr>
+        <w:t xml:space="preserve"> </w:t>
+      </w:r>
+      <w:r>
+        <w:rPr>
+          <w:rFonts w:ascii="Verdana" w:hAnsi="Verdana"/>
+          <w:sz w:val="20"/>
+          <w:szCs w:val="20"/>
+        </w:rPr>
+        <w:t>ai sensi delle CG.</w:t>
       </w:r>
     </w:p>
     <w:p>
@@ -1498,21 +1323,8 @@
           <w:sz w:val="20"/>
           <w:szCs w:val="20"/>
         </w:rPr>
-        <w:t xml:space="preserve">nelle 1 Euro </w:t>
-      </w:r>
-      <w:proofErr w:type="spellStart"/>
-      <w:r>
-        <w:rPr>
-          <w:rFonts w:ascii="Verdana" w:hAnsi="Verdana"/>
-          <w:b/>
-          <w:bCs/>
-          <w:smallCaps/>
-          <w:sz w:val="20"/>
-          <w:szCs w:val="20"/>
-        </w:rPr>
-        <w:t>Auctions</w:t>
-      </w:r>
-      <w:proofErr w:type="spellEnd"/>
+        <w:t>nelle 1 Euro Auctions</w:t>
+      </w:r>
       <w:r>
         <w:rPr>
           <w:rFonts w:ascii="Verdana" w:hAnsi="Verdana"/>
@@ -1547,18 +1359,8 @@
           <w:sz w:val="20"/>
           <w:szCs w:val="20"/>
         </w:rPr>
-        <w:t xml:space="preserve">Nell’ambito delle 1 Euro </w:t>
-      </w:r>
-      <w:proofErr w:type="spellStart"/>
-      <w:r>
-        <w:rPr>
-          <w:rFonts w:ascii="Verdana" w:hAnsi="Verdana"/>
-          <w:sz w:val="20"/>
-          <w:szCs w:val="20"/>
-        </w:rPr>
-        <w:t>Auctions</w:t>
-      </w:r>
-      <w:proofErr w:type="spellEnd"/>
+        <w:t>Nell’ambito delle 1 Euro Auctions</w:t>
+      </w:r>
       <w:r>
         <w:rPr>
           <w:rFonts w:ascii="Verdana" w:hAnsi="Verdana"/>
@@ -1581,16 +1383,7 @@
           <w:sz w:val="20"/>
           <w:szCs w:val="20"/>
         </w:rPr>
-        <w:t xml:space="preserve">e in deroga al meccanismo del Prezzo di riserva (PR) previsto dalle Condizioni Generali, Fleequid </w:t>
-      </w:r>
-      <w:r>
-        <w:rPr>
-          <w:rFonts w:ascii="Verdana" w:hAnsi="Verdana"/>
-          <w:sz w:val="20"/>
-          <w:szCs w:val="20"/>
-        </w:rPr>
-        <w:lastRenderedPageBreak/>
-        <w:t>garantisce al Venditore, in presenza di almeno un’Offerta valida, un incasso netto</w:t>
+        <w:t>e in deroga al meccanismo del Prezzo di riserva (PR) previsto dalle Condizioni Generali, Fleequid garantisce al Venditore, in presenza di almeno un’Offerta valida, un incasso netto</w:t>
       </w:r>
       <w:r>
         <w:rPr>
@@ -1631,33 +1424,23 @@
           <w:sz w:val="20"/>
           <w:szCs w:val="20"/>
         </w:rPr>
-        <w:t xml:space="preserve">Qualora l’incasso netto di cui all’art. 3.1 risultante</w:t>
-      </w:r>
-      <w:r>
-        <w:rPr>
-          <w:rFonts w:ascii="Verdana" w:hAnsi="Verdana"/>
-          <w:sz w:val="20"/>
-          <w:szCs w:val="20"/>
-        </w:rPr>
-        <w:t xml:space="preserve"> al termine della 1 Euro </w:t>
-      </w:r>
-      <w:proofErr w:type="spellStart"/>
-      <w:r>
-        <w:rPr>
-          <w:rFonts w:ascii="Verdana" w:hAnsi="Verdana"/>
-          <w:sz w:val="20"/>
-          <w:szCs w:val="20"/>
-        </w:rPr>
-        <w:t>Auction</w:t>
-      </w:r>
-      <w:proofErr w:type="spellEnd"/>
-      <w:r>
-        <w:rPr>
-          <w:rFonts w:ascii="Verdana" w:hAnsi="Verdana"/>
-          <w:sz w:val="20"/>
-          <w:szCs w:val="20"/>
-        </w:rPr>
-        <w:t xml:space="preserve"> sia inferiore al PMIV, Fleequid si impegna a corrispondere al Venditore la differenza necessaria </w:t>
+        <w:t xml:space="preserve">Qualora </w:t>
+      </w:r>
+      <w:r>
+        <w:rPr>
+          <w:rFonts w:ascii="Verdana" w:hAnsi="Verdana"/>
+          <w:sz w:val="20"/>
+          <w:szCs w:val="20"/>
+        </w:rPr>
+        <w:t xml:space="preserve">l’incasso netto di cui all’art. 3.1 </w:t>
+      </w:r>
+      <w:r>
+        <w:rPr>
+          <w:rFonts w:ascii="Verdana" w:hAnsi="Verdana"/>
+          <w:sz w:val="20"/>
+          <w:szCs w:val="20"/>
+        </w:rPr>
+        <w:t xml:space="preserve">risultante al termine della 1 Euro Auction sia inferiore al PMIV, Fleequid si impegna a corrispondere al Venditore la differenza necessaria </w:t>
       </w:r>
       <w:r>
         <w:rPr>
@@ -1713,7 +1496,16 @@
           <w:sz w:val="20"/>
           <w:szCs w:val="20"/>
         </w:rPr>
-        <w:t xml:space="preserve"> sia pari o superiore al PMIV, al Venditore spetterà integralmente il relativo maggior incasso, secondo la disciplina ordinaria delle CG.</w:t>
+        <w:t xml:space="preserve"> sia pari o superiore al PMIV, al Venditore spetterà </w:t>
+      </w:r>
+      <w:r>
+        <w:rPr>
+          <w:rFonts w:ascii="Verdana" w:hAnsi="Verdana"/>
+          <w:sz w:val="20"/>
+          <w:szCs w:val="20"/>
+        </w:rPr>
+        <w:lastRenderedPageBreak/>
+        <w:t>integralmente il relativo maggior incasso, secondo la disciplina ordinaria delle CG.</w:t>
       </w:r>
       <w:r>
         <w:rPr>
@@ -1769,25 +1561,7 @@
           <w:sz w:val="20"/>
           <w:szCs w:val="20"/>
         </w:rPr>
-        <w:t xml:space="preserve">La garanzia di cui ai commi precedenti opera esclusivamente qualora, nel corso della 1 Euro </w:t>
-      </w:r>
-      <w:proofErr w:type="spellStart"/>
-      <w:r>
-        <w:rPr>
-          <w:rFonts w:ascii="Verdana" w:hAnsi="Verdana"/>
-          <w:sz w:val="20"/>
-          <w:szCs w:val="20"/>
-        </w:rPr>
-        <w:t>Auction</w:t>
-      </w:r>
-      <w:proofErr w:type="spellEnd"/>
-      <w:r>
-        <w:rPr>
-          <w:rFonts w:ascii="Verdana" w:hAnsi="Verdana"/>
-          <w:sz w:val="20"/>
-          <w:szCs w:val="20"/>
-        </w:rPr>
-        <w:t>, sia stata presentata almeno un’Offerta valida ai sensi dell’art. 2.2 delle presenti Condizioni Particolari.</w:t>
+        <w:t>La garanzia di cui ai commi precedenti opera esclusivamente qualora, nel corso della 1 Euro Auction, sia stata presentata almeno un’Offerta valida ai sensi dell’art. 2.2 delle presenti Condizioni Particolari.</w:t>
       </w:r>
     </w:p>
     <w:p>
@@ -1853,7 +1627,63 @@
           <w:sz w:val="20"/>
           <w:szCs w:val="20"/>
         </w:rPr>
-        <w:t>La corresponsione dell’eventuale integrazione economica fino al PMIV è subordinata alla regolare conclusione del Contratto e all’integrale e definitivo adempimento degli obblighi di pagamento da parte dell’Acquirente, secondo quanto previsto dalle CG.</w:t>
+        <w:t xml:space="preserve">La corresponsione dell’eventuale integrazione economica fino al PMIV è subordinata </w:t>
+      </w:r>
+      <w:r>
+        <w:rPr>
+          <w:rFonts w:ascii="Verdana" w:hAnsi="Verdana"/>
+          <w:sz w:val="20"/>
+          <w:szCs w:val="20"/>
+        </w:rPr>
+        <w:t>al</w:t>
+      </w:r>
+      <w:r>
+        <w:rPr>
+          <w:rFonts w:ascii="Verdana" w:hAnsi="Verdana"/>
+          <w:sz w:val="20"/>
+          <w:szCs w:val="20"/>
+        </w:rPr>
+        <w:t xml:space="preserve"> </w:t>
+      </w:r>
+      <w:r>
+        <w:rPr>
+          <w:rFonts w:ascii="Verdana" w:hAnsi="Verdana"/>
+          <w:sz w:val="20"/>
+          <w:szCs w:val="20"/>
+        </w:rPr>
+        <w:t xml:space="preserve">regolare </w:t>
+      </w:r>
+      <w:r>
+        <w:rPr>
+          <w:rFonts w:ascii="Verdana" w:hAnsi="Verdana"/>
+          <w:sz w:val="20"/>
+          <w:szCs w:val="20"/>
+        </w:rPr>
+        <w:t>perfezionamento</w:t>
+      </w:r>
+      <w:r>
+        <w:rPr>
+          <w:rFonts w:ascii="Verdana" w:hAnsi="Verdana"/>
+          <w:sz w:val="20"/>
+          <w:szCs w:val="20"/>
+        </w:rPr>
+        <w:t xml:space="preserve"> </w:t>
+      </w:r>
+      <w:r>
+        <w:rPr>
+          <w:rFonts w:ascii="Verdana" w:hAnsi="Verdana"/>
+          <w:sz w:val="20"/>
+          <w:szCs w:val="20"/>
+        </w:rPr>
+        <w:t>dell’Accordo vincolante</w:t>
+      </w:r>
+      <w:r>
+        <w:rPr>
+          <w:rFonts w:ascii="Verdana" w:hAnsi="Verdana"/>
+          <w:sz w:val="20"/>
+          <w:szCs w:val="20"/>
+        </w:rPr>
+        <w:t xml:space="preserve"> e all’integrale e definitivo adempimento degli obblighi di pagamento da parte dell’Acquirente, secondo quanto previsto dalle CG.</w:t>
       </w:r>
       <w:r>
         <w:rPr>
@@ -1893,25 +1723,7 @@
           <w:sz w:val="20"/>
           <w:szCs w:val="20"/>
         </w:rPr>
-        <w:t xml:space="preserve">La garanzia di cui al presente articolo costituisce un impegno contrattuale interno, accessorio e condizionato, limitato alla singola Asta qualificata come 1 Euro </w:t>
-      </w:r>
-      <w:proofErr w:type="spellStart"/>
-      <w:r>
-        <w:rPr>
-          <w:rFonts w:ascii="Verdana" w:hAnsi="Verdana"/>
-          <w:sz w:val="20"/>
-          <w:szCs w:val="20"/>
-        </w:rPr>
-        <w:t>Auction</w:t>
-      </w:r>
-      <w:proofErr w:type="spellEnd"/>
-      <w:r>
-        <w:rPr>
-          <w:rFonts w:ascii="Verdana" w:hAnsi="Verdana"/>
-          <w:sz w:val="20"/>
-          <w:szCs w:val="20"/>
-        </w:rPr>
-        <w:t xml:space="preserve"> e non integra promessa al pubblico, né attività assicurativa, né costituisce impegno generale o permanente di acquisto da parte di Fleequid</w:t>
+        <w:t>La garanzia di cui al presente articolo costituisce un impegno contrattuale interno, accessorio e condizionato, limitato alla singola Asta qualificata come 1 Euro Auction e non integra promessa al pubblico, né attività assicurativa, né costituisce impegno generale o permanente di acquisto da parte di Fleequid</w:t>
       </w:r>
       <w:r>
         <w:rPr>
@@ -1983,25 +1795,7 @@
           <w:sz w:val="20"/>
           <w:szCs w:val="20"/>
         </w:rPr>
-        <w:t xml:space="preserve">La garanzia di cui al presente articolo costituisce una garanzia commerciale interna limitata alla singola Asta qualificata come 1 Euro </w:t>
-      </w:r>
-      <w:proofErr w:type="spellStart"/>
-      <w:r>
-        <w:rPr>
-          <w:rFonts w:ascii="Verdana" w:hAnsi="Verdana"/>
-          <w:sz w:val="20"/>
-          <w:szCs w:val="20"/>
-        </w:rPr>
-        <w:t>Auction</w:t>
-      </w:r>
-      <w:proofErr w:type="spellEnd"/>
-      <w:r>
-        <w:rPr>
-          <w:rFonts w:ascii="Verdana" w:hAnsi="Verdana"/>
-          <w:sz w:val="20"/>
-          <w:szCs w:val="20"/>
-        </w:rPr>
-        <w:t xml:space="preserve"> e non integra attività assicurativa, né costituisce impegno generale o permanente di acquisto da parte di Fleequid.</w:t>
+        <w:t>La garanzia di cui al presente articolo costituisce una garanzia commerciale interna limitata alla singola Asta qualificata come 1 Euro Auction e non integra attività assicurativa, né costituisce impegno generale o permanente di acquisto da parte di Fleequid.</w:t>
       </w:r>
       <w:r>
         <w:rPr>
@@ -2016,16 +1810,7 @@
           <w:sz w:val="20"/>
           <w:szCs w:val="20"/>
         </w:rPr>
-        <w:t xml:space="preserve">La garanzia non è </w:t>
-      </w:r>
-      <w:r>
-        <w:rPr>
-          <w:rFonts w:ascii="Verdana" w:hAnsi="Verdana"/>
-          <w:sz w:val="20"/>
-          <w:szCs w:val="20"/>
-        </w:rPr>
-        <w:lastRenderedPageBreak/>
-        <w:t>cedibile né trasferibile e opera esclusivamente nei confronti del Venditore originario che ha conferito il Veicolo alla vendita.</w:t>
+        <w:t>La garanzia non è cedibile né trasferibile e opera esclusivamente nei confronti del Venditore originario che ha conferito il Veicolo alla vendita.</w:t>
       </w:r>
     </w:p>
     <w:p>
@@ -2119,7 +1904,29 @@
           <w:sz w:val="20"/>
           <w:szCs w:val="20"/>
         </w:rPr>
-        <w:t>Struttura commissionale.</w:t>
+        <w:t>Struttura commissionale</w:t>
+      </w:r>
+      <w:r>
+        <w:rPr>
+          <w:rFonts w:ascii="Verdana" w:hAnsi="Verdana"/>
+          <w:b/>
+          <w:bCs/>
+          <w:smallCaps/>
+          <w:sz w:val="20"/>
+          <w:szCs w:val="20"/>
+        </w:rPr>
+        <w:t xml:space="preserve"> nella vendita in commissione</w:t>
+      </w:r>
+      <w:r>
+        <w:rPr>
+          <w:rFonts w:ascii="Verdana" w:hAnsi="Verdana"/>
+          <w:b/>
+          <w:bCs/>
+          <w:smallCaps/>
+          <w:sz w:val="20"/>
+          <w:szCs w:val="20"/>
+        </w:rPr>
+        <w:t>.</w:t>
       </w:r>
     </w:p>
     <w:p>
@@ -2144,18 +1951,8 @@
           <w:sz w:val="20"/>
           <w:szCs w:val="20"/>
         </w:rPr>
-        <w:t xml:space="preserve">Alle 1 Euro </w:t>
-      </w:r>
-      <w:proofErr w:type="spellStart"/>
-      <w:r>
-        <w:rPr>
-          <w:rFonts w:ascii="Verdana" w:hAnsi="Verdana"/>
-          <w:sz w:val="20"/>
-          <w:szCs w:val="20"/>
-        </w:rPr>
-        <w:t>Auctions</w:t>
-      </w:r>
-      <w:proofErr w:type="spellEnd"/>
+        <w:t>Alle 1 Euro Auctions</w:t>
+      </w:r>
       <w:r>
         <w:rPr>
           <w:rFonts w:ascii="Verdana" w:hAnsi="Verdana"/>
@@ -2211,25 +2008,7 @@
           <w:sz w:val="20"/>
           <w:szCs w:val="20"/>
         </w:rPr>
-        <w:t xml:space="preserve">Resta tuttavia espressamente salva la facoltà di Fleequid di prevedere, per specifiche 1 Euro </w:t>
-      </w:r>
-      <w:proofErr w:type="spellStart"/>
-      <w:r>
-        <w:rPr>
-          <w:rFonts w:ascii="Verdana" w:hAnsi="Verdana"/>
-          <w:sz w:val="20"/>
-          <w:szCs w:val="20"/>
-        </w:rPr>
-        <w:t>Auctions</w:t>
-      </w:r>
-      <w:proofErr w:type="spellEnd"/>
-      <w:r>
-        <w:rPr>
-          <w:rFonts w:ascii="Verdana" w:hAnsi="Verdana"/>
-          <w:sz w:val="20"/>
-          <w:szCs w:val="20"/>
-        </w:rPr>
-        <w:t>, una diversa struttura commissionale, che potrà essere indicata di volta in volta nella relativa pagina d’Asta, nel Tariffario dedicato o in altra documentazione contrattuale resa disponibile sul Marketplace</w:t>
+        <w:t>Resta tuttavia espressamente salva la facoltà di Fleequid di prevedere, per specifiche 1 Euro Auctions, una diversa struttura commissionale, che potrà essere indicata di volta in volta nella relativa pagina d’Asta, nel Tariffario dedicato o in altra documentazione contrattuale resa disponibile sul Marketplace</w:t>
       </w:r>
       <w:r>
         <w:rPr>
@@ -2319,43 +2098,7 @@
           <w:sz w:val="20"/>
           <w:szCs w:val="20"/>
         </w:rPr>
-        <w:t>previste ai sensi dei commi che precedono, ivi inclusa, ove prevista, la commissione fissa (“</w:t>
-      </w:r>
-      <w:proofErr w:type="spellStart"/>
-      <w:r>
-        <w:rPr>
-          <w:rFonts w:ascii="Verdana" w:hAnsi="Verdana"/>
-          <w:sz w:val="20"/>
-          <w:szCs w:val="20"/>
-        </w:rPr>
-        <w:t>flat</w:t>
-      </w:r>
-      <w:proofErr w:type="spellEnd"/>
-      <w:r>
-        <w:rPr>
-          <w:rFonts w:ascii="Verdana" w:hAnsi="Verdana"/>
-          <w:sz w:val="20"/>
-          <w:szCs w:val="20"/>
-        </w:rPr>
-        <w:t xml:space="preserve"> buyer </w:t>
-      </w:r>
-      <w:proofErr w:type="spellStart"/>
-      <w:r>
-        <w:rPr>
-          <w:rFonts w:ascii="Verdana" w:hAnsi="Verdana"/>
-          <w:sz w:val="20"/>
-          <w:szCs w:val="20"/>
-        </w:rPr>
-        <w:t>fee</w:t>
-      </w:r>
-      <w:proofErr w:type="spellEnd"/>
-      <w:r>
-        <w:rPr>
-          <w:rFonts w:ascii="Verdana" w:hAnsi="Verdana"/>
-          <w:sz w:val="20"/>
-          <w:szCs w:val="20"/>
-        </w:rPr>
-        <w:t xml:space="preserve">”) e/o la commissione percentuale sul Prezzo di </w:t>
+        <w:t xml:space="preserve">previste ai sensi dei commi che precedono, ivi inclusa, ove prevista, la commissione fissa (“flat buyer fee”) e/o la commissione percentuale sul Prezzo di </w:t>
       </w:r>
       <w:r>
         <w:rPr>
@@ -2526,25 +2269,7 @@
           <w:sz w:val="20"/>
           <w:szCs w:val="20"/>
         </w:rPr>
-        <w:t xml:space="preserve">Salvo diversa indicazione nella scheda dell’Asta, alle 1 Euro </w:t>
-      </w:r>
-      <w:proofErr w:type="spellStart"/>
-      <w:r>
-        <w:rPr>
-          <w:rFonts w:ascii="Verdana" w:hAnsi="Verdana"/>
-          <w:sz w:val="20"/>
-          <w:szCs w:val="20"/>
-        </w:rPr>
-        <w:t>Auctions</w:t>
-      </w:r>
-      <w:proofErr w:type="spellEnd"/>
-      <w:r>
-        <w:rPr>
-          <w:rFonts w:ascii="Verdana" w:hAnsi="Verdana"/>
-          <w:sz w:val="20"/>
-          <w:szCs w:val="20"/>
-        </w:rPr>
-        <w:t xml:space="preserve"> si applicano integralmente le disposizioni delle Condizioni Generali in materia di Deposito cauzionale, modalità di pagamento </w:t>
+        <w:t xml:space="preserve">Salvo diversa indicazione nella scheda dell’Asta, alle 1 Euro Auctions si applicano integralmente le disposizioni delle Condizioni Generali in materia di Deposito cauzionale, modalità di pagamento </w:t>
       </w:r>
       <w:r>
         <w:rPr>
@@ -2585,25 +2310,23 @@
           <w:sz w:val="20"/>
           <w:szCs w:val="20"/>
         </w:rPr>
-        <w:t xml:space="preserve">L’Acquirente aggiudicatario è tenuto al pagamento del Prezzo di aggiudicazione e delle Commissioni dovute nei termini e con le modalità previste dalle CG, nonché dal Tariffario applicabile alla specifica 1 Euro </w:t>
-      </w:r>
-      <w:proofErr w:type="spellStart"/>
-      <w:r>
-        <w:rPr>
-          <w:rFonts w:ascii="Verdana" w:hAnsi="Verdana"/>
-          <w:sz w:val="20"/>
-          <w:szCs w:val="20"/>
-        </w:rPr>
-        <w:t>Auction</w:t>
-      </w:r>
-      <w:proofErr w:type="spellEnd"/>
-      <w:r>
-        <w:rPr>
-          <w:rFonts w:ascii="Verdana" w:hAnsi="Verdana"/>
-          <w:sz w:val="20"/>
-          <w:szCs w:val="20"/>
-        </w:rPr>
-        <w:t>.</w:t>
+        <w:t>L’Acquirente è tenuto al pagamento dell’Importo Totale Dovuto nei termini e con le modalità previste dalle CG e dalle condizioni applicabili</w:t>
+      </w:r>
+      <w:r>
+        <w:rPr>
+          <w:rFonts w:ascii="Verdana" w:hAnsi="Verdana"/>
+          <w:sz w:val="20"/>
+          <w:szCs w:val="20"/>
+        </w:rPr>
+        <w:t xml:space="preserve"> </w:t>
+      </w:r>
+      <w:r>
+        <w:rPr>
+          <w:rFonts w:ascii="Verdana" w:hAnsi="Verdana"/>
+          <w:sz w:val="20"/>
+          <w:szCs w:val="20"/>
+        </w:rPr>
+        <w:t>alla specifica 1 Euro Auction.</w:t>
       </w:r>
     </w:p>
     <w:p>
@@ -2660,7 +2383,6 @@
           <w:sz w:val="20"/>
           <w:szCs w:val="20"/>
         </w:rPr>
-        <w:lastRenderedPageBreak/>
         <w:t xml:space="preserve">penali, </w:t>
       </w:r>
       <w:r>
@@ -2702,25 +2424,7 @@
           <w:sz w:val="20"/>
           <w:szCs w:val="20"/>
         </w:rPr>
-        <w:t xml:space="preserve">Nel caso di 1 Euro </w:t>
-      </w:r>
-      <w:proofErr w:type="spellStart"/>
-      <w:r>
-        <w:rPr>
-          <w:rFonts w:ascii="Verdana" w:hAnsi="Verdana"/>
-          <w:sz w:val="20"/>
-          <w:szCs w:val="20"/>
-        </w:rPr>
-        <w:t>Auctions</w:t>
-      </w:r>
-      <w:proofErr w:type="spellEnd"/>
-      <w:r>
-        <w:rPr>
-          <w:rFonts w:ascii="Verdana" w:hAnsi="Verdana"/>
-          <w:sz w:val="20"/>
-          <w:szCs w:val="20"/>
-        </w:rPr>
-        <w:t>, l’eventuale integrazione economica a favore del Venditore è dovuta da Fleequid esclusivamente nei limiti e alle condizioni previste dall’art. 3 delle presenti Condizioni Particolari.</w:t>
+        <w:t>Nel caso di 1 Euro Auctions, l’eventuale integrazione economica a favore del Venditore è dovuta da Fleequid esclusivamente nei limiti e alle condizioni previste dall’art. 3 delle presenti Condizioni Particolari.</w:t>
       </w:r>
       <w:r>
         <w:rPr>
@@ -2735,7 +2439,39 @@
           <w:sz w:val="20"/>
           <w:szCs w:val="20"/>
         </w:rPr>
-        <w:t>Resta inteso che tale integrazione è subordinata all’integrale adempimento delle condizioni ivi previste, ivi inclusa la regolare conclusione del Contratto e l’effettivo incasso delle somme dovute dall’Acquirente, salvo quanto diversamente stabilito nelle presenti Condizioni Particolari</w:t>
+        <w:t>Resta inteso che tale integrazione è subordinata all’integrale adempimento delle condizioni ivi previste, ivi inclus</w:t>
+      </w:r>
+      <w:r>
+        <w:rPr>
+          <w:rFonts w:ascii="Verdana" w:hAnsi="Verdana"/>
+          <w:sz w:val="20"/>
+          <w:szCs w:val="20"/>
+        </w:rPr>
+        <w:t>o il</w:t>
+      </w:r>
+      <w:r>
+        <w:rPr>
+          <w:rFonts w:ascii="Verdana" w:hAnsi="Verdana"/>
+          <w:sz w:val="20"/>
+          <w:szCs w:val="20"/>
+        </w:rPr>
+        <w:t xml:space="preserve"> regolare </w:t>
+      </w:r>
+      <w:r>
+        <w:rPr>
+          <w:rFonts w:ascii="Verdana" w:hAnsi="Verdana"/>
+          <w:sz w:val="20"/>
+          <w:szCs w:val="20"/>
+        </w:rPr>
+        <w:t xml:space="preserve">perfezionamento dell’Accordo vincolante </w:t>
+      </w:r>
+      <w:r>
+        <w:rPr>
+          <w:rFonts w:ascii="Verdana" w:hAnsi="Verdana"/>
+          <w:sz w:val="20"/>
+          <w:szCs w:val="20"/>
+        </w:rPr>
+        <w:t>e l’effettivo incasso delle somme dovute dall’Acquirente, salvo quanto diversamente stabilito nelle presenti Condizioni Particolari</w:t>
       </w:r>
       <w:r>
         <w:rPr>
@@ -2768,6 +2504,7 @@
           <w:sz w:val="20"/>
           <w:szCs w:val="20"/>
         </w:rPr>
+        <w:lastRenderedPageBreak/>
         <w:t>Resta ferma la facoltà di Fleequid, nei casi di inadempimento dell’Acquirente, di adottare le misure previste dalle CG, inclusa la facoltà di rimettere il Veicolo in vendita mediante nuova Asta o altra procedura disponibile sul Marketplace.</w:t>
       </w:r>
     </w:p>
@@ -2838,25 +2575,7 @@
           <w:sz w:val="20"/>
           <w:szCs w:val="20"/>
         </w:rPr>
-        <w:t xml:space="preserve">Fleequid si riserva la facoltà di sospendere, prorogare, annullare o dichiarare non valida una 1 Euro </w:t>
-      </w:r>
-      <w:proofErr w:type="spellStart"/>
-      <w:r>
-        <w:rPr>
-          <w:rFonts w:ascii="Verdana" w:hAnsi="Verdana"/>
-          <w:sz w:val="20"/>
-          <w:szCs w:val="20"/>
-        </w:rPr>
-        <w:t>Auction</w:t>
-      </w:r>
-      <w:proofErr w:type="spellEnd"/>
-      <w:r>
-        <w:rPr>
-          <w:rFonts w:ascii="Verdana" w:hAnsi="Verdana"/>
-          <w:sz w:val="20"/>
-          <w:szCs w:val="20"/>
-        </w:rPr>
-        <w:t xml:space="preserve"> </w:t>
+        <w:t xml:space="preserve">Fleequid si riserva la facoltà di sospendere, prorogare, annullare o dichiarare non valida una 1 Euro Auction </w:t>
       </w:r>
       <w:r>
         <w:rPr>
@@ -2978,25 +2697,7 @@
           <w:sz w:val="20"/>
           <w:szCs w:val="20"/>
         </w:rPr>
-        <w:t xml:space="preserve">Le presenti Condizioni Particolari si applicano esclusivamente alle Aste espressamente qualificate come “1 Euro </w:t>
-      </w:r>
-      <w:proofErr w:type="spellStart"/>
-      <w:r>
-        <w:rPr>
-          <w:rFonts w:ascii="Verdana" w:hAnsi="Verdana"/>
-          <w:sz w:val="20"/>
-          <w:szCs w:val="20"/>
-        </w:rPr>
-        <w:t>Auction</w:t>
-      </w:r>
-      <w:proofErr w:type="spellEnd"/>
-      <w:r>
-        <w:rPr>
-          <w:rFonts w:ascii="Verdana" w:hAnsi="Verdana"/>
-          <w:sz w:val="20"/>
-          <w:szCs w:val="20"/>
-        </w:rPr>
-        <w:t>” nel Marketplace e non incidono sulla disciplina delle Aste ordinarie, che restano integralmente regolate dalle Condizioni Generali.</w:t>
+        <w:t>Le presenti Condizioni Particolari si applicano esclusivamente alle Aste espressamente qualificate come “1 Euro Auction” nel Marketplace e non incidono sulla disciplina delle Aste ordinarie, che restano integralmente regolate dalle Condizioni Generali.</w:t>
       </w:r>
     </w:p>
     <w:p>
@@ -3086,25 +2787,7 @@
           <w:sz w:val="20"/>
           <w:szCs w:val="20"/>
         </w:rPr>
-        <w:t xml:space="preserve">Fleequid si riserva la facoltà di modificare o aggiornare le presenti Condizioni Particolari; tali modifiche troveranno applicazione esclusivamente alle 1 Euro </w:t>
-      </w:r>
-      <w:proofErr w:type="spellStart"/>
-      <w:r>
-        <w:rPr>
-          <w:rFonts w:ascii="Verdana" w:hAnsi="Verdana"/>
-          <w:sz w:val="20"/>
-          <w:szCs w:val="20"/>
-        </w:rPr>
-        <w:t>Auctions</w:t>
-      </w:r>
-      <w:proofErr w:type="spellEnd"/>
-      <w:r>
-        <w:rPr>
-          <w:rFonts w:ascii="Verdana" w:hAnsi="Verdana"/>
-          <w:sz w:val="20"/>
-          <w:szCs w:val="20"/>
-        </w:rPr>
-        <w:t xml:space="preserve"> pubblicate successivamente alla loro entrata in vigore.</w:t>
+        <w:t>Fleequid si riserva la facoltà di modificare o aggiornare le presenti Condizioni Particolari; tali modifiche troveranno applicazione esclusivamente alle 1 Euro Auctions pubblicate successivamente alla loro entrata in vigore.</w:t>
       </w:r>
     </w:p>
     <w:p>
@@ -3226,34 +2909,24 @@
           <w:sz w:val="20"/>
           <w:szCs w:val="20"/>
         </w:rPr>
+        <w:t xml:space="preserve">(a) nella qualità di Venditore: </w:t>
+      </w:r>
+      <w:r>
+        <w:rPr>
+          <w:rFonts w:ascii="Verdana" w:hAnsi="Verdana"/>
+          <w:sz w:val="20"/>
+          <w:szCs w:val="20"/>
+        </w:rPr>
+        <w:t xml:space="preserve">art. 2.3, secondo periodo (riconoscimento del meccanismo competitivo dell’Asta quale elemento essenziale per la determinazione del prezzo ed esclusione, nei limiti consentiti dalla legge, di contestazioni relative alla congruità, adeguatezza o proporzionalità del Prezzo di vendita all’Acquirente); art. 3.6, secondo periodo (erogazione dell’eventuale integrazione economica solo successivamente alla definizione del rapporto con l’Acquirente); art. 3.7, secondo periodo (non cedibilità e non trasferibilità della garanzia); art. 3.8, primo periodo (inapplicabilità della garanzia in caso di sospensione, annullamento o dichiarazione di non validità dell’Asta da parte di Fleequid nei casi previsti dalle CG); art. 6.1 </w:t>
+      </w:r>
+      <w:r>
+        <w:rPr>
+          <w:rFonts w:ascii="Verdana" w:hAnsi="Verdana"/>
+          <w:sz w:val="20"/>
+          <w:szCs w:val="20"/>
+        </w:rPr>
         <w:lastRenderedPageBreak/>
-        <w:t xml:space="preserve">(a) nella qualità di Venditore: </w:t>
-      </w:r>
-      <w:r>
-        <w:rPr>
-          <w:rFonts w:ascii="Verdana" w:hAnsi="Verdana"/>
-          <w:sz w:val="20"/>
-          <w:szCs w:val="20"/>
-        </w:rPr>
-        <w:t xml:space="preserve">art. 2.3, secondo periodo (riconoscimento del meccanismo competitivo dell’Asta quale elemento essenziale per la determinazione del prezzo ed esclusione, nei limiti consentiti dalla legge, di contestazioni relative alla congruità, adeguatezza o proporzionalità del Prezzo di vendita all’Acquirente); art. 3.6, secondo periodo (erogazione dell’eventuale integrazione economica solo successivamente alla definizione del rapporto con l’Acquirente); art. 3.7, secondo periodo (non cedibilità e non trasferibilità della garanzia); art. 3.8, primo periodo (inapplicabilità della garanzia in caso di sospensione, annullamento o dichiarazione di non validità dell’Asta da parte di Fleequid nei casi previsti dalle CG); art. 6.1 (facoltà di Fleequid di sospendere, prorogare, annullare o dichiarare non valida una 1 Euro </w:t>
-      </w:r>
-      <w:proofErr w:type="spellStart"/>
-      <w:r>
-        <w:rPr>
-          <w:rFonts w:ascii="Verdana" w:hAnsi="Verdana"/>
-          <w:sz w:val="20"/>
-          <w:szCs w:val="20"/>
-        </w:rPr>
-        <w:t>Auction</w:t>
-      </w:r>
-      <w:proofErr w:type="spellEnd"/>
-      <w:r>
-        <w:rPr>
-          <w:rFonts w:ascii="Verdana" w:hAnsi="Verdana"/>
-          <w:sz w:val="20"/>
-          <w:szCs w:val="20"/>
-        </w:rPr>
-        <w:t>, anche per esigenze organizzative debitamente motivate); art. 6.2 (effetti della sospensione o dell’annullamento dell’Asta sul perfezionamento dell’Accordo vincolante e sulla maturazione della garanzia economica, ferma la responsabilità di Fleequid per dolo o colpa grave);</w:t>
+        <w:t>(facoltà di Fleequid di sospendere, prorogare, annullare o dichiarare non valida una 1 Euro Auction, anche per esigenze organizzative debitamente motivate); art. 6.2 (effetti della sospensione o dell’annullamento dell’Asta sul perfezionamento dell’Accordo vincolante e sulla maturazione della garanzia economica, ferma la responsabilità di Fleequid per dolo o colpa grave);</w:t>
       </w:r>
     </w:p>
     <w:p>
@@ -3284,25 +2957,7 @@
           <w:sz w:val="20"/>
           <w:szCs w:val="20"/>
         </w:rPr>
-        <w:t xml:space="preserve">art. 2.3, secondo periodo (riconoscimento del meccanismo competitivo dell’Asta quale elemento essenziale per la determinazione del prezzo ed esclusione, nei limiti consentiti dalla legge, di contestazioni relative alla congruità, adeguatezza o proporzionalità del Prezzo di vendita all’Acquirente); art. 6.1 (facoltà di Fleequid di sospendere, prorogare, annullare o dichiarare non valida una 1 Euro </w:t>
-      </w:r>
-      <w:proofErr w:type="spellStart"/>
-      <w:r>
-        <w:rPr>
-          <w:rFonts w:ascii="Verdana" w:hAnsi="Verdana"/>
-          <w:sz w:val="20"/>
-          <w:szCs w:val="20"/>
-        </w:rPr>
-        <w:t>Auction</w:t>
-      </w:r>
-      <w:proofErr w:type="spellEnd"/>
-      <w:r>
-        <w:rPr>
-          <w:rFonts w:ascii="Verdana" w:hAnsi="Verdana"/>
-          <w:sz w:val="20"/>
-          <w:szCs w:val="20"/>
-        </w:rPr>
-        <w:t>, anche per esigenze organizzative debitamente motivate); art. 6.2 (effetti della sospensione o dell’annullamento dell’Asta sul perfezionamento dell’Accordo vincolante, ferma la responsabilità di Fleequid per dolo o colpa grave).</w:t>
+        <w:t>art. 2.3, secondo periodo (riconoscimento del meccanismo competitivo dell’Asta quale elemento essenziale per la determinazione del prezzo ed esclusione, nei limiti consentiti dalla legge, di contestazioni relative alla congruità, adeguatezza o proporzionalità del Prezzo di vendita all’Acquirente); art. 6.1 (facoltà di Fleequid di sospendere, prorogare, annullare o dichiarare non valida una 1 Euro Auction, anche per esigenze organizzative debitamente motivate); art. 6.2 (effetti della sospensione o dell’annullamento dell’Asta sul perfezionamento dell’Accordo vincolante, ferma la responsabilità di Fleequid per dolo o colpa grave).</w:t>
       </w:r>
     </w:p>
     <w:p>
@@ -3353,7 +3008,7 @@
 </file>
 
 <file path=word/endnotes.xml><?xml version="1.0" encoding="utf-8"?>
-<w:endnotes xmlns:wpc="http://schemas.microsoft.com/office/word/2010/wordprocessingCanvas" xmlns:cx="http://schemas.microsoft.com/office/drawing/2014/chartex" xmlns:cx1="http://schemas.microsoft.com/office/drawing/2015/9/8/chartex" xmlns:cx2="http://schemas.microsoft.com/office/drawing/2015/10/21/chartex" xmlns:cx3="http://schemas.microsoft.com/office/drawing/2016/5/9/chartex" xmlns:cx4="http://schemas.microsoft.com/office/drawing/2016/5/10/chartex" xmlns:cx5="http://schemas.microsoft.com/office/drawing/2016/5/11/chartex" xmlns:cx6="http://schemas.microsoft.com/office/drawing/2016/5/12/chartex" xmlns:cx7="http://schemas.microsoft.com/office/drawing/2016/5/13/chartex" xmlns:cx8="http://schemas.microsoft.com/office/drawing/2016/5/14/chartex" xmlns:mc="http://schemas.openxmlformats.org/markup-compatibility/2006" xmlns:aink="http://schemas.microsoft.com/office/drawing/2016/ink" xmlns:am3d="http://schemas.microsoft.com/office/drawing/2017/model3d" xmlns:o="urn:schemas-microsoft-com:office:office" xmlns:r="http://schemas.openxmlformats.org/officeDocument/2006/relationships" xmlns:m="http://schemas.openxmlformats.org/officeDocument/2006/math" xmlns:v="urn:schemas-microsoft-com:vml" xmlns:wp14="http://schemas.microsoft.com/office/word/2010/wordprocessingDrawing" xmlns:wp="http://schemas.openxmlformats.org/drawingml/2006/wordprocessingDrawing" xmlns:w10="urn:schemas-microsoft-com:office:word" xmlns:w="http://schemas.openxmlformats.org/wordprocessingml/2006/main" xmlns:w14="http://schemas.microsoft.com/office/word/2010/wordml" xmlns:w15="http://schemas.microsoft.com/office/word/2012/wordml" xmlns:w16cex="http://schemas.microsoft.com/office/word/2018/wordml/cex" xmlns:w16cid="http://schemas.microsoft.com/office/word/2016/wordml/cid" xmlns:w16="http://schemas.microsoft.com/office/word/2018/wordml" xmlns:w16sdtdh="http://schemas.microsoft.com/office/word/2020/wordml/sdtdatahash" xmlns:w16se="http://schemas.microsoft.com/office/word/2015/wordml/symex" xmlns:wpg="http://schemas.microsoft.com/office/word/2010/wordprocessingGroup" xmlns:wpi="http://schemas.microsoft.com/office/word/2010/wordprocessingInk" xmlns:wne="http://schemas.microsoft.com/office/word/2006/wordml" xmlns:wps="http://schemas.microsoft.com/office/word/2010/wordprocessingShape" mc:Ignorable="w14 w15 w16se w16cid w16 w16cex w16sdtdh wp14">
+<w:endnotes xmlns:wpc="http://schemas.microsoft.com/office/word/2010/wordprocessingCanvas" xmlns:cx="http://schemas.microsoft.com/office/drawing/2014/chartex" xmlns:cx1="http://schemas.microsoft.com/office/drawing/2015/9/8/chartex" xmlns:cx2="http://schemas.microsoft.com/office/drawing/2015/10/21/chartex" xmlns:cx3="http://schemas.microsoft.com/office/drawing/2016/5/9/chartex" xmlns:cx4="http://schemas.microsoft.com/office/drawing/2016/5/10/chartex" xmlns:cx5="http://schemas.microsoft.com/office/drawing/2016/5/11/chartex" xmlns:cx6="http://schemas.microsoft.com/office/drawing/2016/5/12/chartex" xmlns:cx7="http://schemas.microsoft.com/office/drawing/2016/5/13/chartex" xmlns:cx8="http://schemas.microsoft.com/office/drawing/2016/5/14/chartex" xmlns:mc="http://schemas.openxmlformats.org/markup-compatibility/2006" xmlns:aink="http://schemas.microsoft.com/office/drawing/2016/ink" xmlns:am3d="http://schemas.microsoft.com/office/drawing/2017/model3d" xmlns:o="urn:schemas-microsoft-com:office:office" xmlns:oel="http://schemas.microsoft.com/office/2019/extlst" xmlns:r="http://schemas.openxmlformats.org/officeDocument/2006/relationships" xmlns:m="http://schemas.openxmlformats.org/officeDocument/2006/math" xmlns:v="urn:schemas-microsoft-com:vml" xmlns:wp14="http://schemas.microsoft.com/office/word/2010/wordprocessingDrawing" xmlns:wp="http://schemas.openxmlformats.org/drawingml/2006/wordprocessingDrawing" xmlns:w10="urn:schemas-microsoft-com:office:word" xmlns:w="http://schemas.openxmlformats.org/wordprocessingml/2006/main" xmlns:w14="http://schemas.microsoft.com/office/word/2010/wordml" xmlns:w15="http://schemas.microsoft.com/office/word/2012/wordml" xmlns:w16cex="http://schemas.microsoft.com/office/word/2018/wordml/cex" xmlns:w16cid="http://schemas.microsoft.com/office/word/2016/wordml/cid" xmlns:w16="http://schemas.microsoft.com/office/word/2018/wordml" xmlns:w16du="http://schemas.microsoft.com/office/word/2023/wordml/word16du" xmlns:w16sdtdh="http://schemas.microsoft.com/office/word/2020/wordml/sdtdatahash" xmlns:w16sdtfl="http://schemas.microsoft.com/office/word/2024/wordml/sdtformatlock" xmlns:w16se="http://schemas.microsoft.com/office/word/2015/wordml/symex" xmlns:wpg="http://schemas.microsoft.com/office/word/2010/wordprocessingGroup" xmlns:wpi="http://schemas.microsoft.com/office/word/2010/wordprocessingInk" xmlns:wne="http://schemas.microsoft.com/office/word/2006/wordml" xmlns:wps="http://schemas.microsoft.com/office/word/2010/wordprocessingShape" mc:Ignorable="w14 w15 w16se w16cid w16 w16cex w16sdtdh w16sdtfl w16du wp14">
   <w:endnote w:type="separator" w:id="-1">
     <w:p>
       <w:pPr>
@@ -3378,7 +3033,7 @@
 </file>
 
 <file path=word/footnotes.xml><?xml version="1.0" encoding="utf-8"?>
-<w:footnotes xmlns:wpc="http://schemas.microsoft.com/office/word/2010/wordprocessingCanvas" xmlns:cx="http://schemas.microsoft.com/office/drawing/2014/chartex" xmlns:cx1="http://schemas.microsoft.com/office/drawing/2015/9/8/chartex" xmlns:cx2="http://schemas.microsoft.com/office/drawing/2015/10/21/chartex" xmlns:cx3="http://schemas.microsoft.com/office/drawing/2016/5/9/chartex" xmlns:cx4="http://schemas.microsoft.com/office/drawing/2016/5/10/chartex" xmlns:cx5="http://schemas.microsoft.com/office/drawing/2016/5/11/chartex" xmlns:cx6="http://schemas.microsoft.com/office/drawing/2016/5/12/chartex" xmlns:cx7="http://schemas.microsoft.com/office/drawing/2016/5/13/chartex" xmlns:cx8="http://schemas.microsoft.com/office/drawing/2016/5/14/chartex" xmlns:mc="http://schemas.openxmlformats.org/markup-compatibility/2006" xmlns:aink="http://schemas.microsoft.com/office/drawing/2016/ink" xmlns:am3d="http://schemas.microsoft.com/office/drawing/2017/model3d" xmlns:o="urn:schemas-microsoft-com:office:office" xmlns:r="http://schemas.openxmlformats.org/officeDocument/2006/relationships" xmlns:m="http://schemas.openxmlformats.org/officeDocument/2006/math" xmlns:v="urn:schemas-microsoft-com:vml" xmlns:wp14="http://schemas.microsoft.com/office/word/2010/wordprocessingDrawing" xmlns:wp="http://schemas.openxmlformats.org/drawingml/2006/wordprocessingDrawing" xmlns:w10="urn:schemas-microsoft-com:office:word" xmlns:w="http://schemas.openxmlformats.org/wordprocessingml/2006/main" xmlns:w14="http://schemas.microsoft.com/office/word/2010/wordml" xmlns:w15="http://schemas.microsoft.com/office/word/2012/wordml" xmlns:w16cex="http://schemas.microsoft.com/office/word/2018/wordml/cex" xmlns:w16cid="http://schemas.microsoft.com/office/word/2016/wordml/cid" xmlns:w16="http://schemas.microsoft.com/office/word/2018/wordml" xmlns:w16sdtdh="http://schemas.microsoft.com/office/word/2020/wordml/sdtdatahash" xmlns:w16se="http://schemas.microsoft.com/office/word/2015/wordml/symex" xmlns:wpg="http://schemas.microsoft.com/office/word/2010/wordprocessingGroup" xmlns:wpi="http://schemas.microsoft.com/office/word/2010/wordprocessingInk" xmlns:wne="http://schemas.microsoft.com/office/word/2006/wordml" xmlns:wps="http://schemas.microsoft.com/office/word/2010/wordprocessingShape" mc:Ignorable="w14 w15 w16se w16cid w16 w16cex w16sdtdh wp14">
+<w:footnotes xmlns:wpc="http://schemas.microsoft.com/office/word/2010/wordprocessingCanvas" xmlns:cx="http://schemas.microsoft.com/office/drawing/2014/chartex" xmlns:cx1="http://schemas.microsoft.com/office/drawing/2015/9/8/chartex" xmlns:cx2="http://schemas.microsoft.com/office/drawing/2015/10/21/chartex" xmlns:cx3="http://schemas.microsoft.com/office/drawing/2016/5/9/chartex" xmlns:cx4="http://schemas.microsoft.com/office/drawing/2016/5/10/chartex" xmlns:cx5="http://schemas.microsoft.com/office/drawing/2016/5/11/chartex" xmlns:cx6="http://schemas.microsoft.com/office/drawing/2016/5/12/chartex" xmlns:cx7="http://schemas.microsoft.com/office/drawing/2016/5/13/chartex" xmlns:cx8="http://schemas.microsoft.com/office/drawing/2016/5/14/chartex" xmlns:mc="http://schemas.openxmlformats.org/markup-compatibility/2006" xmlns:aink="http://schemas.microsoft.com/office/drawing/2016/ink" xmlns:am3d="http://schemas.microsoft.com/office/drawing/2017/model3d" xmlns:o="urn:schemas-microsoft-com:office:office" xmlns:oel="http://schemas.microsoft.com/office/2019/extlst" xmlns:r="http://schemas.openxmlformats.org/officeDocument/2006/relationships" xmlns:m="http://schemas.openxmlformats.org/officeDocument/2006/math" xmlns:v="urn:schemas-microsoft-com:vml" xmlns:wp14="http://schemas.microsoft.com/office/word/2010/wordprocessingDrawing" xmlns:wp="http://schemas.openxmlformats.org/drawingml/2006/wordprocessingDrawing" xmlns:w10="urn:schemas-microsoft-com:office:word" xmlns:w="http://schemas.openxmlformats.org/wordprocessingml/2006/main" xmlns:w14="http://schemas.microsoft.com/office/word/2010/wordml" xmlns:w15="http://schemas.microsoft.com/office/word/2012/wordml" xmlns:w16cex="http://schemas.microsoft.com/office/word/2018/wordml/cex" xmlns:w16cid="http://schemas.microsoft.com/office/word/2016/wordml/cid" xmlns:w16="http://schemas.microsoft.com/office/word/2018/wordml" xmlns:w16du="http://schemas.microsoft.com/office/word/2023/wordml/word16du" xmlns:w16sdtdh="http://schemas.microsoft.com/office/word/2020/wordml/sdtdatahash" xmlns:w16sdtfl="http://schemas.microsoft.com/office/word/2024/wordml/sdtformatlock" xmlns:w16se="http://schemas.microsoft.com/office/word/2015/wordml/symex" xmlns:wpg="http://schemas.microsoft.com/office/word/2010/wordprocessingGroup" xmlns:wpi="http://schemas.microsoft.com/office/word/2010/wordprocessingInk" xmlns:wne="http://schemas.microsoft.com/office/word/2006/wordml" xmlns:wps="http://schemas.microsoft.com/office/word/2010/wordprocessingShape" mc:Ignorable="w14 w15 w16se w16cid w16 w16cex w16sdtdh w16sdtfl w16du wp14">
   <w:footnote w:type="separator" w:id="-1">
     <w:p>
       <w:pPr>
@@ -3403,7 +3058,7 @@
 </file>
 
 <file path=word/header1.xml><?xml version="1.0" encoding="utf-8"?>
-<w:hdr xmlns:wpc="http://schemas.microsoft.com/office/word/2010/wordprocessingCanvas" xmlns:cx="http://schemas.microsoft.com/office/drawing/2014/chartex" xmlns:cx1="http://schemas.microsoft.com/office/drawing/2015/9/8/chartex" xmlns:cx2="http://schemas.microsoft.com/office/drawing/2015/10/21/chartex" xmlns:cx3="http://schemas.microsoft.com/office/drawing/2016/5/9/chartex" xmlns:cx4="http://schemas.microsoft.com/office/drawing/2016/5/10/chartex" xmlns:cx5="http://schemas.microsoft.com/office/drawing/2016/5/11/chartex" xmlns:cx6="http://schemas.microsoft.com/office/drawing/2016/5/12/chartex" xmlns:cx7="http://schemas.microsoft.com/office/drawing/2016/5/13/chartex" xmlns:cx8="http://schemas.microsoft.com/office/drawing/2016/5/14/chartex" xmlns:mc="http://schemas.openxmlformats.org/markup-compatibility/2006" xmlns:aink="http://schemas.microsoft.com/office/drawing/2016/ink" xmlns:am3d="http://schemas.microsoft.com/office/drawing/2017/model3d" xmlns:o="urn:schemas-microsoft-com:office:office" xmlns:r="http://schemas.openxmlformats.org/officeDocument/2006/relationships" xmlns:m="http://schemas.openxmlformats.org/officeDocument/2006/math" xmlns:v="urn:schemas-microsoft-com:vml" xmlns:wp14="http://schemas.microsoft.com/office/word/2010/wordprocessingDrawing" xmlns:wp="http://schemas.openxmlformats.org/drawingml/2006/wordprocessingDrawing" xmlns:w10="urn:schemas-microsoft-com:office:word" xmlns:w="http://schemas.openxmlformats.org/wordprocessingml/2006/main" xmlns:w14="http://schemas.microsoft.com/office/word/2010/wordml" xmlns:w15="http://schemas.microsoft.com/office/word/2012/wordml" xmlns:w16cex="http://schemas.microsoft.com/office/word/2018/wordml/cex" xmlns:w16cid="http://schemas.microsoft.com/office/word/2016/wordml/cid" xmlns:w16="http://schemas.microsoft.com/office/word/2018/wordml" xmlns:w16sdtdh="http://schemas.microsoft.com/office/word/2020/wordml/sdtdatahash" xmlns:w16se="http://schemas.microsoft.com/office/word/2015/wordml/symex" xmlns:wpg="http://schemas.microsoft.com/office/word/2010/wordprocessingGroup" xmlns:wpi="http://schemas.microsoft.com/office/word/2010/wordprocessingInk" xmlns:wne="http://schemas.microsoft.com/office/word/2006/wordml" xmlns:wps="http://schemas.microsoft.com/office/word/2010/wordprocessingShape" mc:Ignorable="w14 w15 w16se w16cid w16 w16cex w16sdtdh wp14">
+<w:hdr xmlns:wpc="http://schemas.microsoft.com/office/word/2010/wordprocessingCanvas" xmlns:cx="http://schemas.microsoft.com/office/drawing/2014/chartex" xmlns:cx1="http://schemas.microsoft.com/office/drawing/2015/9/8/chartex" xmlns:cx2="http://schemas.microsoft.com/office/drawing/2015/10/21/chartex" xmlns:cx3="http://schemas.microsoft.com/office/drawing/2016/5/9/chartex" xmlns:cx4="http://schemas.microsoft.com/office/drawing/2016/5/10/chartex" xmlns:cx5="http://schemas.microsoft.com/office/drawing/2016/5/11/chartex" xmlns:cx6="http://schemas.microsoft.com/office/drawing/2016/5/12/chartex" xmlns:cx7="http://schemas.microsoft.com/office/drawing/2016/5/13/chartex" xmlns:cx8="http://schemas.microsoft.com/office/drawing/2016/5/14/chartex" xmlns:mc="http://schemas.openxmlformats.org/markup-compatibility/2006" xmlns:aink="http://schemas.microsoft.com/office/drawing/2016/ink" xmlns:am3d="http://schemas.microsoft.com/office/drawing/2017/model3d" xmlns:o="urn:schemas-microsoft-com:office:office" xmlns:oel="http://schemas.microsoft.com/office/2019/extlst" xmlns:r="http://schemas.openxmlformats.org/officeDocument/2006/relationships" xmlns:m="http://schemas.openxmlformats.org/officeDocument/2006/math" xmlns:v="urn:schemas-microsoft-com:vml" xmlns:wp14="http://schemas.microsoft.com/office/word/2010/wordprocessingDrawing" xmlns:wp="http://schemas.openxmlformats.org/drawingml/2006/wordprocessingDrawing" xmlns:w10="urn:schemas-microsoft-com:office:word" xmlns:w="http://schemas.openxmlformats.org/wordprocessingml/2006/main" xmlns:w14="http://schemas.microsoft.com/office/word/2010/wordml" xmlns:w15="http://schemas.microsoft.com/office/word/2012/wordml" xmlns:w16cex="http://schemas.microsoft.com/office/word/2018/wordml/cex" xmlns:w16cid="http://schemas.microsoft.com/office/word/2016/wordml/cid" xmlns:w16="http://schemas.microsoft.com/office/word/2018/wordml" xmlns:w16du="http://schemas.microsoft.com/office/word/2023/wordml/word16du" xmlns:w16sdtdh="http://schemas.microsoft.com/office/word/2020/wordml/sdtdatahash" xmlns:w16sdtfl="http://schemas.microsoft.com/office/word/2024/wordml/sdtformatlock" xmlns:w16se="http://schemas.microsoft.com/office/word/2015/wordml/symex" xmlns:wpg="http://schemas.microsoft.com/office/word/2010/wordprocessingGroup" xmlns:wpi="http://schemas.microsoft.com/office/word/2010/wordprocessingInk" xmlns:wne="http://schemas.microsoft.com/office/word/2006/wordml" xmlns:wps="http://schemas.microsoft.com/office/word/2010/wordprocessingShape" mc:Ignorable="w14 w15 w16se w16cid w16 w16cex w16sdtdh w16sdtfl w16du wp14">
   <w:sdt>
     <w:sdtPr>
       <w:rPr>
@@ -3552,7 +3207,7 @@
                     <v:h position="#0,#1" xrange="0,21600" yrange="0,10800"/>
                   </v:handles>
                 </v:shapetype>
-                <v:shape id="Freccia a destra 1" o:spid="_x0000_s1026" type="#_x0000_t13" style="position:absolute;left:0;text-align:left;margin-left:0;margin-top:0;width:45.75pt;height:32.25pt;rotation:180;z-index:251659264;visibility:visible;mso-wrap-style:square;mso-width-percent:0;mso-height-percent:0;mso-wrap-distance-left:9pt;mso-wrap-distance-top:0;mso-wrap-distance-right:9pt;mso-wrap-distance-bottom:0;mso-position-horizontal:center;mso-position-horizontal-relative:right-margin-area;mso-position-vertical:top;mso-position-vertical-relative:margin;mso-width-percent:0;mso-height-percent:0;mso-width-relative:page;mso-height-relative:bottom-margin-area;v-text-anchor:top" o:gfxdata="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" o:allowincell="f" adj="13609,5370" fillcolor="#c0504d" stroked="f" strokecolor="#5c83b4">
+                <v:shape id="Freccia a destra 1" o:spid="_x0000_s1026" type="#_x0000_t13" style="position:absolute;left:0;text-align:left;margin-left:0;margin-top:0;width:45.75pt;height:32.25pt;rotation:180;z-index:251659264;visibility:visible;mso-wrap-style:square;mso-width-percent:0;mso-height-percent:0;mso-wrap-distance-left:9pt;mso-wrap-distance-top:0;mso-wrap-distance-right:9pt;mso-wrap-distance-bottom:0;mso-position-horizontal:center;mso-position-horizontal-relative:right-margin-area;mso-position-vertical:top;mso-position-vertical-relative:margin;mso-width-percent:0;mso-height-percent:0;mso-width-relative:page;mso-height-relative:bottom-margin-area;v-text-anchor:top" o:gfxdata="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" o:allowincell="f" adj="13609,5370" fillcolor="#c0504d" stroked="f" strokecolor="#5c83b4">
                   <v:textbox inset=",0,,0">
                     <w:txbxContent>
                       <w:p>
@@ -3619,7 +3274,7 @@
 </file>
 
 <file path=word/numbering.xml><?xml version="1.0" encoding="utf-8"?>
-<w:numbering xmlns:wpc="http://schemas.microsoft.com/office/word/2010/wordprocessingCanvas" xmlns:cx="http://schemas.microsoft.com/office/drawing/2014/chartex" xmlns:cx1="http://schemas.microsoft.com/office/drawing/2015/9/8/chartex" xmlns:cx2="http://schemas.microsoft.com/office/drawing/2015/10/21/chartex" xmlns:cx3="http://schemas.microsoft.com/office/drawing/2016/5/9/chartex" xmlns:cx4="http://schemas.microsoft.com/office/drawing/2016/5/10/chartex" xmlns:cx5="http://schemas.microsoft.com/office/drawing/2016/5/11/chartex" xmlns:cx6="http://schemas.microsoft.com/office/drawing/2016/5/12/chartex" xmlns:cx7="http://schemas.microsoft.com/office/drawing/2016/5/13/chartex" xmlns:cx8="http://schemas.microsoft.com/office/drawing/2016/5/14/chartex" xmlns:mc="http://schemas.openxmlformats.org/markup-compatibility/2006" xmlns:aink="http://schemas.microsoft.com/office/drawing/2016/ink" xmlns:am3d="http://schemas.microsoft.com/office/drawing/2017/model3d" xmlns:o="urn:schemas-microsoft-com:office:office" xmlns:r="http://schemas.openxmlformats.org/officeDocument/2006/relationships" xmlns:m="http://schemas.openxmlformats.org/officeDocument/2006/math" xmlns:v="urn:schemas-microsoft-com:vml" xmlns:wp14="http://schemas.microsoft.com/office/word/2010/wordprocessingDrawing" xmlns:wp="http://schemas.openxmlformats.org/drawingml/2006/wordprocessingDrawing" xmlns:w10="urn:schemas-microsoft-com:office:word" xmlns:w="http://schemas.openxmlformats.org/wordprocessingml/2006/main" xmlns:w14="http://schemas.microsoft.com/office/word/2010/wordml" xmlns:w15="http://schemas.microsoft.com/office/word/2012/wordml" xmlns:w16cex="http://schemas.microsoft.com/office/word/2018/wordml/cex" xmlns:w16cid="http://schemas.microsoft.com/office/word/2016/wordml/cid" xmlns:w16="http://schemas.microsoft.com/office/word/2018/wordml" xmlns:w16sdtdh="http://schemas.microsoft.com/office/word/2020/wordml/sdtdatahash" xmlns:w16se="http://schemas.microsoft.com/office/word/2015/wordml/symex" xmlns:wpg="http://schemas.microsoft.com/office/word/2010/wordprocessingGroup" xmlns:wpi="http://schemas.microsoft.com/office/word/2010/wordprocessingInk" xmlns:wne="http://schemas.microsoft.com/office/word/2006/wordml" xmlns:wps="http://schemas.microsoft.com/office/word/2010/wordprocessingShape" mc:Ignorable="w14 w15 w16se w16cid w16 w16cex w16sdtdh wp14">
+<w:numbering xmlns:wpc="http://schemas.microsoft.com/office/word/2010/wordprocessingCanvas" xmlns:cx="http://schemas.microsoft.com/office/drawing/2014/chartex" xmlns:cx1="http://schemas.microsoft.com/office/drawing/2015/9/8/chartex" xmlns:cx2="http://schemas.microsoft.com/office/drawing/2015/10/21/chartex" xmlns:cx3="http://schemas.microsoft.com/office/drawing/2016/5/9/chartex" xmlns:cx4="http://schemas.microsoft.com/office/drawing/2016/5/10/chartex" xmlns:cx5="http://schemas.microsoft.com/office/drawing/2016/5/11/chartex" xmlns:cx6="http://schemas.microsoft.com/office/drawing/2016/5/12/chartex" xmlns:cx7="http://schemas.microsoft.com/office/drawing/2016/5/13/chartex" xmlns:cx8="http://schemas.microsoft.com/office/drawing/2016/5/14/chartex" xmlns:mc="http://schemas.openxmlformats.org/markup-compatibility/2006" xmlns:aink="http://schemas.microsoft.com/office/drawing/2016/ink" xmlns:am3d="http://schemas.microsoft.com/office/drawing/2017/model3d" xmlns:o="urn:schemas-microsoft-com:office:office" xmlns:oel="http://schemas.microsoft.com/office/2019/extlst" xmlns:r="http://schemas.openxmlformats.org/officeDocument/2006/relationships" xmlns:m="http://schemas.openxmlformats.org/officeDocument/2006/math" xmlns:v="urn:schemas-microsoft-com:vml" xmlns:wp14="http://schemas.microsoft.com/office/word/2010/wordprocessingDrawing" xmlns:wp="http://schemas.openxmlformats.org/drawingml/2006/wordprocessingDrawing" xmlns:w10="urn:schemas-microsoft-com:office:word" xmlns:w="http://schemas.openxmlformats.org/wordprocessingml/2006/main" xmlns:w14="http://schemas.microsoft.com/office/word/2010/wordml" xmlns:w15="http://schemas.microsoft.com/office/word/2012/wordml" xmlns:w16cex="http://schemas.microsoft.com/office/word/2018/wordml/cex" xmlns:w16cid="http://schemas.microsoft.com/office/word/2016/wordml/cid" xmlns:w16="http://schemas.microsoft.com/office/word/2018/wordml" xmlns:w16du="http://schemas.microsoft.com/office/word/2023/wordml/word16du" xmlns:w16sdtdh="http://schemas.microsoft.com/office/word/2020/wordml/sdtdatahash" xmlns:w16sdtfl="http://schemas.microsoft.com/office/word/2024/wordml/sdtformatlock" xmlns:w16se="http://schemas.microsoft.com/office/word/2015/wordml/symex" xmlns:wpg="http://schemas.microsoft.com/office/word/2010/wordprocessingGroup" xmlns:wpi="http://schemas.microsoft.com/office/word/2010/wordprocessingInk" xmlns:wne="http://schemas.microsoft.com/office/word/2006/wordml" xmlns:wps="http://schemas.microsoft.com/office/word/2010/wordprocessingShape" mc:Ignorable="w14 w15 w16se w16cid w16 w16cex w16sdtdh w16sdtfl w16du wp14">
   <w:abstractNum w:abstractNumId="0" w15:restartNumberingAfterBreak="0">
     <w:nsid w:val="686E1F26"/>
     <w:multiLevelType w:val="multilevel"/>
@@ -3722,14 +3377,14 @@
       </w:pPr>
     </w:lvl>
   </w:abstractNum>
-  <w:num w:numId="1">
+  <w:num w:numId="1" w16cid:durableId="1901095164">
     <w:abstractNumId w:val="0"/>
   </w:num>
 </w:numbering>
 </file>
 
 <file path=word/styles.xml><?xml version="1.0" encoding="utf-8"?>
-<w:styles xmlns:mc="http://schemas.openxmlformats.org/markup-compatibility/2006" xmlns:r="http://schemas.openxmlformats.org/officeDocument/2006/relationships" xmlns:w="http://schemas.openxmlformats.org/wordprocessingml/2006/main" xmlns:w14="http://schemas.microsoft.com/office/word/2010/wordml" xmlns:w15="http://schemas.microsoft.com/office/word/2012/wordml" xmlns:w16cex="http://schemas.microsoft.com/office/word/2018/wordml/cex" xmlns:w16cid="http://schemas.microsoft.com/office/word/2016/wordml/cid" xmlns:w16="http://schemas.microsoft.com/office/word/2018/wordml" xmlns:w16sdtdh="http://schemas.microsoft.com/office/word/2020/wordml/sdtdatahash" xmlns:w16se="http://schemas.microsoft.com/office/word/2015/wordml/symex" mc:Ignorable="w14 w15 w16se w16cid w16 w16cex w16sdtdh">
+<w:styles xmlns:mc="http://schemas.openxmlformats.org/markup-compatibility/2006" xmlns:r="http://schemas.openxmlformats.org/officeDocument/2006/relationships" xmlns:w="http://schemas.openxmlformats.org/wordprocessingml/2006/main" xmlns:w14="http://schemas.microsoft.com/office/word/2010/wordml" xmlns:w15="http://schemas.microsoft.com/office/word/2012/wordml" xmlns:w16cex="http://schemas.microsoft.com/office/word/2018/wordml/cex" xmlns:w16cid="http://schemas.microsoft.com/office/word/2016/wordml/cid" xmlns:w16="http://schemas.microsoft.com/office/word/2018/wordml" xmlns:w16du="http://schemas.microsoft.com/office/word/2023/wordml/word16du" xmlns:w16sdtdh="http://schemas.microsoft.com/office/word/2020/wordml/sdtdatahash" xmlns:w16sdtfl="http://schemas.microsoft.com/office/word/2024/wordml/sdtformatlock" xmlns:w16se="http://schemas.microsoft.com/office/word/2015/wordml/symex" mc:Ignorable="w14 w15 w16se w16cid w16 w16cex w16sdtdh w16sdtfl w16du">
   <w:docDefaults>
     <w:rPrDefault>
       <w:rPr>
@@ -4846,6 +4501,23 @@
 </file>
 
 <file path=customXml/item1.xml><?xml version="1.0" encoding="utf-8"?>
+<p:properties xmlns:p="http://schemas.microsoft.com/office/2006/metadata/properties" xmlns:xsi="http://www.w3.org/2001/XMLSchema-instance" xmlns:pc="http://schemas.microsoft.com/office/infopath/2007/PartnerControls">
+  <documentManagement>
+    <_activity xmlns="f7396375-a897-440c-9607-e3ce3c90a6a8" xsi:nil="true"/>
+  </documentManagement>
+</p:properties>
+</file>
+
+<file path=customXml/item2.xml><?xml version="1.0" encoding="utf-8"?>
+<?mso-contentType ?>
+<FormTemplates xmlns="http://schemas.microsoft.com/sharepoint/v3/contenttype/forms">
+  <Display>DocumentLibraryForm</Display>
+  <Edit>DocumentLibraryForm</Edit>
+  <New>DocumentLibraryForm</New>
+</FormTemplates>
+</file>
+
+<file path=customXml/item3.xml><?xml version="1.0" encoding="utf-8"?>
 <ct:contentTypeSchema xmlns:ct="http://schemas.microsoft.com/office/2006/metadata/contentType" xmlns:ma="http://schemas.microsoft.com/office/2006/metadata/properties/metaAttributes" ct:_="" ma:_="" ma:contentTypeName="Documento" ma:contentTypeID="0x0101004A878308DA043A48A10ECEF47856C123" ma:contentTypeVersion="11" ma:contentTypeDescription="Creare un nuovo documento." ma:contentTypeScope="" ma:versionID="59b8e70f82ebf7d1aad0c35c5e7f35dc">
   <xsd:schema xmlns:xsd="http://www.w3.org/2001/XMLSchema" xmlns:xs="http://www.w3.org/2001/XMLSchema" xmlns:p="http://schemas.microsoft.com/office/2006/metadata/properties" xmlns:ns3="f7396375-a897-440c-9607-e3ce3c90a6a8" targetNamespace="http://schemas.microsoft.com/office/2006/metadata/properties" ma:root="true" ma:fieldsID="0896569a9133c919417d2fe0e619832d" ns3:_="">
     <xsd:import namespace="f7396375-a897-440c-9607-e3ce3c90a6a8"/>
@@ -5033,24 +4705,25 @@
 </ct:contentTypeSchema>
 </file>
 
-<file path=customXml/item2.xml><?xml version="1.0" encoding="utf-8"?>
-<?mso-contentType ?>
-<FormTemplates xmlns="http://schemas.microsoft.com/sharepoint/v3/contenttype/forms">
-  <Display>DocumentLibraryForm</Display>
-  <Edit>DocumentLibraryForm</Edit>
-  <New>DocumentLibraryForm</New>
-</FormTemplates>
+<file path=customXml/itemProps1.xml><?xml version="1.0" encoding="utf-8"?>
+<ds:datastoreItem xmlns:ds="http://schemas.openxmlformats.org/officeDocument/2006/customXml" ds:itemID="{165B9716-5A23-49A9-846C-49F4A1189B0E}">
+  <ds:schemaRefs>
+    <ds:schemaRef ds:uri="http://schemas.microsoft.com/office/2006/metadata/properties"/>
+    <ds:schemaRef ds:uri="http://schemas.microsoft.com/office/infopath/2007/PartnerControls"/>
+    <ds:schemaRef ds:uri="f7396375-a897-440c-9607-e3ce3c90a6a8"/>
+  </ds:schemaRefs>
+</ds:datastoreItem>
 </file>
 
-<file path=customXml/item3.xml><?xml version="1.0" encoding="utf-8"?>
-<p:properties xmlns:p="http://schemas.microsoft.com/office/2006/metadata/properties" xmlns:xsi="http://www.w3.org/2001/XMLSchema-instance" xmlns:pc="http://schemas.microsoft.com/office/infopath/2007/PartnerControls">
-  <documentManagement>
-    <_activity xmlns="f7396375-a897-440c-9607-e3ce3c90a6a8" xsi:nil="true"/>
-  </documentManagement>
-</p:properties>
+<file path=customXml/itemProps2.xml><?xml version="1.0" encoding="utf-8"?>
+<ds:datastoreItem xmlns:ds="http://schemas.openxmlformats.org/officeDocument/2006/customXml" ds:itemID="{19E5D397-C983-4F40-B6C4-D3A0B1DA30CD}">
+  <ds:schemaRefs>
+    <ds:schemaRef ds:uri="http://schemas.microsoft.com/sharepoint/v3/contenttype/forms"/>
+  </ds:schemaRefs>
+</ds:datastoreItem>
 </file>
 
-<file path=customXml/itemProps1.xml><?xml version="1.0" encoding="utf-8"?>
+<file path=customXml/itemProps3.xml><?xml version="1.0" encoding="utf-8"?>
 <ds:datastoreItem xmlns:ds="http://schemas.openxmlformats.org/officeDocument/2006/customXml" ds:itemID="{4DC27230-4402-4E6F-9B09-CB596D15EF09}">
   <ds:schemaRefs>
     <ds:schemaRef ds:uri="http://schemas.microsoft.com/office/2006/metadata/contentType"/>
@@ -5066,22 +4739,4 @@
     <ds:schemaRef ds:uri="http://schemas.microsoft.com/internal/obd"/>
   </ds:schemaRefs>
 </ds:datastoreItem>
-</file>
-
-<file path=customXml/itemProps2.xml><?xml version="1.0" encoding="utf-8"?>
-<ds:datastoreItem xmlns:ds="http://schemas.openxmlformats.org/officeDocument/2006/customXml" ds:itemID="{19E5D397-C983-4F40-B6C4-D3A0B1DA30CD}">
-  <ds:schemaRefs>
-    <ds:schemaRef ds:uri="http://schemas.microsoft.com/sharepoint/v3/contenttype/forms"/>
-  </ds:schemaRefs>
-</ds:datastoreItem>
-</file>
-
-<file path=customXml/itemProps3.xml><?xml version="1.0" encoding="utf-8"?>
-<ds:datastoreItem xmlns:ds="http://schemas.openxmlformats.org/officeDocument/2006/customXml" ds:itemID="{165B9716-5A23-49A9-846C-49F4A1189B0E}">
-  <ds:schemaRefs>
-    <ds:schemaRef ds:uri="http://schemas.microsoft.com/office/2006/metadata/properties"/>
-    <ds:schemaRef ds:uri="http://schemas.microsoft.com/office/infopath/2007/PartnerControls"/>
-    <ds:schemaRef ds:uri="f7396375-a897-440c-9607-e3ce3c90a6a8"/>
-  </ds:schemaRefs>
-</ds:datastoreItem>
 </file>